--- a/Data Project Report.docx
+++ b/Data Project Report.docx
@@ -277,8 +277,19 @@
           <w:szCs w:val="28"/>
           <w:lang w:eastAsia="en-IN"/>
         </w:rPr>
-        <w:t>K. Likhita</w:t>
-      </w:r>
+        <w:t xml:space="preserve">K. </w:t>
+      </w:r>
+      <w:proofErr w:type="spellStart"/>
+      <w:r>
+        <w:rPr>
+          <w:rFonts w:ascii="Times New Roman" w:eastAsia="Times New Roman" w:hAnsi="Times New Roman" w:cs="Times New Roman"/>
+          <w:sz w:val="28"/>
+          <w:szCs w:val="28"/>
+          <w:lang w:eastAsia="en-IN"/>
+        </w:rPr>
+        <w:t>Likhita</w:t>
+      </w:r>
+      <w:proofErr w:type="spellEnd"/>
       <w:r>
         <w:rPr>
           <w:rFonts w:ascii="Times New Roman" w:eastAsia="Times New Roman" w:hAnsi="Times New Roman" w:cs="Times New Roman"/>
@@ -321,7 +332,27 @@
           <w:szCs w:val="28"/>
           <w:lang w:eastAsia="en-IN"/>
         </w:rPr>
-        <w:t>V. Jyothsna – 24BCD7240</w:t>
+        <w:t xml:space="preserve">V. </w:t>
+      </w:r>
+      <w:proofErr w:type="spellStart"/>
+      <w:r>
+        <w:rPr>
+          <w:rFonts w:ascii="Times New Roman" w:eastAsia="Times New Roman" w:hAnsi="Times New Roman" w:cs="Times New Roman"/>
+          <w:sz w:val="28"/>
+          <w:szCs w:val="28"/>
+          <w:lang w:eastAsia="en-IN"/>
+        </w:rPr>
+        <w:t>Jyothsna</w:t>
+      </w:r>
+      <w:proofErr w:type="spellEnd"/>
+      <w:r>
+        <w:rPr>
+          <w:rFonts w:ascii="Times New Roman" w:eastAsia="Times New Roman" w:hAnsi="Times New Roman" w:cs="Times New Roman"/>
+          <w:sz w:val="28"/>
+          <w:szCs w:val="28"/>
+          <w:lang w:eastAsia="en-IN"/>
+        </w:rPr>
+        <w:t xml:space="preserve"> – 24BCD7240</w:t>
       </w:r>
     </w:p>
     <w:p>
@@ -389,6 +420,7 @@
           <w:lang w:eastAsia="en-IN"/>
         </w:rPr>
       </w:pPr>
+      <w:proofErr w:type="spellStart"/>
       <w:r>
         <w:rPr>
           <w:rFonts w:ascii="Times New Roman" w:eastAsia="Times New Roman" w:hAnsi="Times New Roman" w:cs="Times New Roman"/>
@@ -397,7 +429,18 @@
           <w:szCs w:val="28"/>
           <w:lang w:eastAsia="en-IN"/>
         </w:rPr>
-        <w:t>Gosala Bethany</w:t>
+        <w:t>Gosala</w:t>
+      </w:r>
+      <w:proofErr w:type="spellEnd"/>
+      <w:r>
+        <w:rPr>
+          <w:rFonts w:ascii="Times New Roman" w:eastAsia="Times New Roman" w:hAnsi="Times New Roman" w:cs="Times New Roman"/>
+          <w:bCs/>
+          <w:sz w:val="28"/>
+          <w:szCs w:val="28"/>
+          <w:lang w:eastAsia="en-IN"/>
+        </w:rPr>
+        <w:t xml:space="preserve"> Bethany</w:t>
       </w:r>
     </w:p>
     <w:p>
@@ -865,28 +908,128 @@
           <w:szCs w:val="24"/>
           <w:lang w:eastAsia="en-IN"/>
         </w:rPr>
-        <w:t>Retail businesses generate huge volumes of transactional and customer data every day. However, without proper analysis, organizations struggle to understand customer behavior, identify valuable customers, and predict customer churn. This project focuses on Retail Sales Analytics and Customer Segmentation using data mining and machine learning techniques to transform raw retail data into meaningful business insights.</w:t>
-      </w:r>
-    </w:p>
-    <w:p>
-      <w:pPr>
-        <w:spacing w:before="100" w:beforeAutospacing="1" w:after="100" w:afterAutospacing="1" w:line="360" w:lineRule="auto"/>
-        <w:jc w:val="both"/>
-        <w:rPr>
-          <w:rFonts w:ascii="Times New Roman" w:eastAsia="Times New Roman" w:hAnsi="Times New Roman" w:cs="Times New Roman"/>
-          <w:sz w:val="24"/>
-          <w:szCs w:val="24"/>
-          <w:lang w:eastAsia="en-IN"/>
-        </w:rPr>
-      </w:pPr>
-      <w:r>
-        <w:rPr>
-          <w:rFonts w:ascii="Times New Roman" w:eastAsia="Times New Roman" w:hAnsi="Times New Roman" w:cs="Times New Roman"/>
-          <w:sz w:val="24"/>
-          <w:szCs w:val="24"/>
-          <w:lang w:eastAsia="en-IN"/>
-        </w:rPr>
-        <w:t>The project uses an e-commerce retail dataset containing customer transactions, purchase quantity, invoice dates, and product pricing details. Data preprocessing techniques such as missing value removal, duplicate filtering, and feature engineering were applied to prepare a clean and reliable dataset. RFM (Recency, Frequency, Monetary) analysis was used to evaluate customer behavior patterns. K-Means clustering was applied for customer segmentation, while Random Forest Classification was used for churn prediction.</w:t>
+        <w:t xml:space="preserve">Retail businesses generate huge volumes of transactional and customer data every day. However, without proper analysis, organizations struggle to understand customer </w:t>
+      </w:r>
+      <w:proofErr w:type="spellStart"/>
+      <w:r>
+        <w:rPr>
+          <w:rFonts w:ascii="Times New Roman" w:eastAsia="Times New Roman" w:hAnsi="Times New Roman" w:cs="Times New Roman"/>
+          <w:sz w:val="24"/>
+          <w:szCs w:val="24"/>
+          <w:lang w:eastAsia="en-IN"/>
+        </w:rPr>
+        <w:t>behavior</w:t>
+      </w:r>
+      <w:proofErr w:type="spellEnd"/>
+      <w:r>
+        <w:rPr>
+          <w:rFonts w:ascii="Times New Roman" w:eastAsia="Times New Roman" w:hAnsi="Times New Roman" w:cs="Times New Roman"/>
+          <w:sz w:val="24"/>
+          <w:szCs w:val="24"/>
+          <w:lang w:eastAsia="en-IN"/>
+        </w:rPr>
+        <w:t>, identify valuable customers, and predict customer churn. This project focuses on Retail Sales Analytics and Customer Segmentation using data mining and machine learning techniques to transform raw retail data into meaningful business insights.</w:t>
+      </w:r>
+    </w:p>
+    <w:p>
+      <w:pPr>
+        <w:spacing w:before="100" w:beforeAutospacing="1" w:after="100" w:afterAutospacing="1" w:line="360" w:lineRule="auto"/>
+        <w:jc w:val="both"/>
+        <w:rPr>
+          <w:rFonts w:ascii="Times New Roman" w:eastAsia="Times New Roman" w:hAnsi="Times New Roman" w:cs="Times New Roman"/>
+          <w:sz w:val="24"/>
+          <w:szCs w:val="24"/>
+          <w:lang w:eastAsia="en-IN"/>
+        </w:rPr>
+      </w:pPr>
+      <w:r>
+        <w:rPr>
+          <w:rFonts w:ascii="Times New Roman" w:eastAsia="Times New Roman" w:hAnsi="Times New Roman" w:cs="Times New Roman"/>
+          <w:sz w:val="24"/>
+          <w:szCs w:val="24"/>
+          <w:lang w:eastAsia="en-IN"/>
+        </w:rPr>
+        <w:t xml:space="preserve">The project uses an e-commerce retail dataset containing customer transactions, purchase quantity, invoice dates, and product pricing details. Data </w:t>
+      </w:r>
+      <w:proofErr w:type="spellStart"/>
+      <w:r>
+        <w:rPr>
+          <w:rFonts w:ascii="Times New Roman" w:eastAsia="Times New Roman" w:hAnsi="Times New Roman" w:cs="Times New Roman"/>
+          <w:sz w:val="24"/>
+          <w:szCs w:val="24"/>
+          <w:lang w:eastAsia="en-IN"/>
+        </w:rPr>
+        <w:t>preprocessing</w:t>
+      </w:r>
+      <w:proofErr w:type="spellEnd"/>
+      <w:r>
+        <w:rPr>
+          <w:rFonts w:ascii="Times New Roman" w:eastAsia="Times New Roman" w:hAnsi="Times New Roman" w:cs="Times New Roman"/>
+          <w:sz w:val="24"/>
+          <w:szCs w:val="24"/>
+          <w:lang w:eastAsia="en-IN"/>
+        </w:rPr>
+        <w:t xml:space="preserve"> techniques such as missing value removal, duplicate filtering, and feature engineering were applied to prepare a clean and reliable dataset. RFM (</w:t>
+      </w:r>
+      <w:proofErr w:type="spellStart"/>
+      <w:r>
+        <w:rPr>
+          <w:rFonts w:ascii="Times New Roman" w:eastAsia="Times New Roman" w:hAnsi="Times New Roman" w:cs="Times New Roman"/>
+          <w:sz w:val="24"/>
+          <w:szCs w:val="24"/>
+          <w:lang w:eastAsia="en-IN"/>
+        </w:rPr>
+        <w:t>Recency</w:t>
+      </w:r>
+      <w:proofErr w:type="spellEnd"/>
+      <w:r>
+        <w:rPr>
+          <w:rFonts w:ascii="Times New Roman" w:eastAsia="Times New Roman" w:hAnsi="Times New Roman" w:cs="Times New Roman"/>
+          <w:sz w:val="24"/>
+          <w:szCs w:val="24"/>
+          <w:lang w:eastAsia="en-IN"/>
+        </w:rPr>
+        <w:t xml:space="preserve">, Frequency, </w:t>
+      </w:r>
+      <w:proofErr w:type="gramStart"/>
+      <w:r>
+        <w:rPr>
+          <w:rFonts w:ascii="Times New Roman" w:eastAsia="Times New Roman" w:hAnsi="Times New Roman" w:cs="Times New Roman"/>
+          <w:sz w:val="24"/>
+          <w:szCs w:val="24"/>
+          <w:lang w:eastAsia="en-IN"/>
+        </w:rPr>
+        <w:t>Monetary</w:t>
+      </w:r>
+      <w:proofErr w:type="gramEnd"/>
+      <w:r>
+        <w:rPr>
+          <w:rFonts w:ascii="Times New Roman" w:eastAsia="Times New Roman" w:hAnsi="Times New Roman" w:cs="Times New Roman"/>
+          <w:sz w:val="24"/>
+          <w:szCs w:val="24"/>
+          <w:lang w:eastAsia="en-IN"/>
+        </w:rPr>
+        <w:t xml:space="preserve">) analysis was used to evaluate customer </w:t>
+      </w:r>
+      <w:proofErr w:type="spellStart"/>
+      <w:r>
+        <w:rPr>
+          <w:rFonts w:ascii="Times New Roman" w:eastAsia="Times New Roman" w:hAnsi="Times New Roman" w:cs="Times New Roman"/>
+          <w:sz w:val="24"/>
+          <w:szCs w:val="24"/>
+          <w:lang w:eastAsia="en-IN"/>
+        </w:rPr>
+        <w:t>behavior</w:t>
+      </w:r>
+      <w:proofErr w:type="spellEnd"/>
+      <w:r>
+        <w:rPr>
+          <w:rFonts w:ascii="Times New Roman" w:eastAsia="Times New Roman" w:hAnsi="Times New Roman" w:cs="Times New Roman"/>
+          <w:sz w:val="24"/>
+          <w:szCs w:val="24"/>
+          <w:lang w:eastAsia="en-IN"/>
+        </w:rPr>
+        <w:t xml:space="preserve"> patterns. K-Means clustering was applied for customer segmentation, while Random Forest Classification was used for churn prediction.</w:t>
       </w:r>
     </w:p>
     <w:p>
@@ -1585,8 +1728,20 @@
                 <w:szCs w:val="24"/>
                 <w:shd w:val="clear" w:color="auto" w:fill="FFFFFF"/>
               </w:rPr>
-              <w:t>Data Preprocessing</w:t>
+              <w:t xml:space="preserve">Data </w:t>
             </w:r>
+            <w:proofErr w:type="spellStart"/>
+            <w:r>
+              <w:rPr>
+                <w:rFonts w:ascii="Times New Roman" w:hAnsi="Times New Roman" w:cs="Times New Roman"/>
+                <w:color w:val="222222"/>
+                <w:sz w:val="24"/>
+                <w:szCs w:val="24"/>
+                <w:shd w:val="clear" w:color="auto" w:fill="FFFFFF"/>
+              </w:rPr>
+              <w:t>Preprocessing</w:t>
+            </w:r>
+            <w:proofErr w:type="spellEnd"/>
           </w:p>
         </w:tc>
         <w:tc>
@@ -1728,8 +1883,6 @@
               </w:rPr>
               <w:t>-10</w:t>
             </w:r>
-            <w:bookmarkStart w:id="0" w:name="_GoBack"/>
-            <w:bookmarkEnd w:id="0"/>
           </w:p>
         </w:tc>
       </w:tr>
@@ -3426,8 +3579,20 @@
                 <w:szCs w:val="24"/>
                 <w:lang w:eastAsia="en-IN"/>
               </w:rPr>
-              <w:t>Customer Segmentation using KMeans</w:t>
+              <w:t xml:space="preserve">Customer Segmentation using </w:t>
             </w:r>
+            <w:proofErr w:type="spellStart"/>
+            <w:r>
+              <w:rPr>
+                <w:rFonts w:ascii="Times New Roman" w:eastAsia="Times New Roman" w:hAnsi="Times New Roman" w:cs="Times New Roman"/>
+                <w:bCs/>
+                <w:sz w:val="24"/>
+                <w:szCs w:val="24"/>
+                <w:lang w:eastAsia="en-IN"/>
+              </w:rPr>
+              <w:t>KMeans</w:t>
+            </w:r>
+            <w:proofErr w:type="spellEnd"/>
           </w:p>
         </w:tc>
         <w:tc>
@@ -4436,7 +4601,47 @@
           <w:szCs w:val="24"/>
           <w:lang w:eastAsia="en-IN"/>
         </w:rPr>
-        <w:t>In today’s digital era, retail businesses generate enormous amounts of customer and transaction data through online and offline sales systems. This data contains valuable information regarding customer purchasing behavior, spending patterns, and engagement levels. However, many organizations fail to effectively analyze this data, leading to poor customer understanding and inefficient marketing strategies.</w:t>
+        <w:t xml:space="preserve">In today’s digital era, retail businesses generate enormous amounts of customer and transaction data through online and offline sales systems. This data contains valuable information regarding customer purchasing </w:t>
+      </w:r>
+      <w:proofErr w:type="spellStart"/>
+      <w:r>
+        <w:rPr>
+          <w:rFonts w:ascii="Times New Roman" w:eastAsia="Times New Roman" w:hAnsi="Times New Roman" w:cs="Times New Roman"/>
+          <w:sz w:val="24"/>
+          <w:szCs w:val="24"/>
+          <w:lang w:eastAsia="en-IN"/>
+        </w:rPr>
+        <w:t>behavior</w:t>
+      </w:r>
+      <w:proofErr w:type="spellEnd"/>
+      <w:r>
+        <w:rPr>
+          <w:rFonts w:ascii="Times New Roman" w:eastAsia="Times New Roman" w:hAnsi="Times New Roman" w:cs="Times New Roman"/>
+          <w:sz w:val="24"/>
+          <w:szCs w:val="24"/>
+          <w:lang w:eastAsia="en-IN"/>
+        </w:rPr>
+        <w:t xml:space="preserve">, spending patterns, and engagement levels. However, many organizations fail to effectively </w:t>
+      </w:r>
+      <w:proofErr w:type="spellStart"/>
+      <w:r>
+        <w:rPr>
+          <w:rFonts w:ascii="Times New Roman" w:eastAsia="Times New Roman" w:hAnsi="Times New Roman" w:cs="Times New Roman"/>
+          <w:sz w:val="24"/>
+          <w:szCs w:val="24"/>
+          <w:lang w:eastAsia="en-IN"/>
+        </w:rPr>
+        <w:t>analyze</w:t>
+      </w:r>
+      <w:proofErr w:type="spellEnd"/>
+      <w:r>
+        <w:rPr>
+          <w:rFonts w:ascii="Times New Roman" w:eastAsia="Times New Roman" w:hAnsi="Times New Roman" w:cs="Times New Roman"/>
+          <w:sz w:val="24"/>
+          <w:szCs w:val="24"/>
+          <w:lang w:eastAsia="en-IN"/>
+        </w:rPr>
+        <w:t xml:space="preserve"> this data, leading to poor customer understanding and inefficient marketing strategies.</w:t>
       </w:r>
     </w:p>
     <w:p>
@@ -4478,7 +4683,27 @@
           <w:szCs w:val="24"/>
           <w:lang w:eastAsia="en-IN"/>
         </w:rPr>
-        <w:t>This project focuses on applying data mining and machine learning techniques to analyze customer behavio</w:t>
+        <w:t xml:space="preserve">This project focuses on applying data mining and machine learning techniques to </w:t>
+      </w:r>
+      <w:proofErr w:type="spellStart"/>
+      <w:r>
+        <w:rPr>
+          <w:rFonts w:ascii="Times New Roman" w:eastAsia="Times New Roman" w:hAnsi="Times New Roman" w:cs="Times New Roman"/>
+          <w:sz w:val="24"/>
+          <w:szCs w:val="24"/>
+          <w:lang w:eastAsia="en-IN"/>
+        </w:rPr>
+        <w:t>analyze</w:t>
+      </w:r>
+      <w:proofErr w:type="spellEnd"/>
+      <w:r>
+        <w:rPr>
+          <w:rFonts w:ascii="Times New Roman" w:eastAsia="Times New Roman" w:hAnsi="Times New Roman" w:cs="Times New Roman"/>
+          <w:sz w:val="24"/>
+          <w:szCs w:val="24"/>
+          <w:lang w:eastAsia="en-IN"/>
+        </w:rPr>
+        <w:t xml:space="preserve"> customer behavio</w:t>
       </w:r>
       <w:r>
         <w:rPr>
@@ -4950,7 +5175,47 @@
           <w:szCs w:val="24"/>
           <w:lang w:eastAsia="en-IN"/>
         </w:rPr>
-        <w:t>To analyze customer purchasing behavior using retail transaction data.</w:t>
+        <w:t xml:space="preserve">To </w:t>
+      </w:r>
+      <w:proofErr w:type="spellStart"/>
+      <w:r>
+        <w:rPr>
+          <w:rFonts w:ascii="Times New Roman" w:eastAsia="Times New Roman" w:hAnsi="Times New Roman" w:cs="Times New Roman"/>
+          <w:sz w:val="24"/>
+          <w:szCs w:val="24"/>
+          <w:lang w:eastAsia="en-IN"/>
+        </w:rPr>
+        <w:t>analyze</w:t>
+      </w:r>
+      <w:proofErr w:type="spellEnd"/>
+      <w:r>
+        <w:rPr>
+          <w:rFonts w:ascii="Times New Roman" w:eastAsia="Times New Roman" w:hAnsi="Times New Roman" w:cs="Times New Roman"/>
+          <w:sz w:val="24"/>
+          <w:szCs w:val="24"/>
+          <w:lang w:eastAsia="en-IN"/>
+        </w:rPr>
+        <w:t xml:space="preserve"> customer purchasing </w:t>
+      </w:r>
+      <w:proofErr w:type="spellStart"/>
+      <w:r>
+        <w:rPr>
+          <w:rFonts w:ascii="Times New Roman" w:eastAsia="Times New Roman" w:hAnsi="Times New Roman" w:cs="Times New Roman"/>
+          <w:sz w:val="24"/>
+          <w:szCs w:val="24"/>
+          <w:lang w:eastAsia="en-IN"/>
+        </w:rPr>
+        <w:t>behavior</w:t>
+      </w:r>
+      <w:proofErr w:type="spellEnd"/>
+      <w:r>
+        <w:rPr>
+          <w:rFonts w:ascii="Times New Roman" w:eastAsia="Times New Roman" w:hAnsi="Times New Roman" w:cs="Times New Roman"/>
+          <w:sz w:val="24"/>
+          <w:szCs w:val="24"/>
+          <w:lang w:eastAsia="en-IN"/>
+        </w:rPr>
+        <w:t xml:space="preserve"> using retail transaction data.</w:t>
       </w:r>
     </w:p>
     <w:p>
@@ -5594,7 +5859,47 @@
           <w:szCs w:val="24"/>
           <w:lang w:eastAsia="en-IN"/>
         </w:rPr>
-        <w:t>The dataset contains thousands of customer transactions that are used to analyze customer behavior patterns.</w:t>
+        <w:t xml:space="preserve">The dataset contains thousands of customer transactions that are used to </w:t>
+      </w:r>
+      <w:proofErr w:type="spellStart"/>
+      <w:r>
+        <w:rPr>
+          <w:rFonts w:ascii="Times New Roman" w:eastAsia="Times New Roman" w:hAnsi="Times New Roman" w:cs="Times New Roman"/>
+          <w:sz w:val="24"/>
+          <w:szCs w:val="24"/>
+          <w:lang w:eastAsia="en-IN"/>
+        </w:rPr>
+        <w:t>analyze</w:t>
+      </w:r>
+      <w:proofErr w:type="spellEnd"/>
+      <w:r>
+        <w:rPr>
+          <w:rFonts w:ascii="Times New Roman" w:eastAsia="Times New Roman" w:hAnsi="Times New Roman" w:cs="Times New Roman"/>
+          <w:sz w:val="24"/>
+          <w:szCs w:val="24"/>
+          <w:lang w:eastAsia="en-IN"/>
+        </w:rPr>
+        <w:t xml:space="preserve"> customer </w:t>
+      </w:r>
+      <w:proofErr w:type="spellStart"/>
+      <w:r>
+        <w:rPr>
+          <w:rFonts w:ascii="Times New Roman" w:eastAsia="Times New Roman" w:hAnsi="Times New Roman" w:cs="Times New Roman"/>
+          <w:sz w:val="24"/>
+          <w:szCs w:val="24"/>
+          <w:lang w:eastAsia="en-IN"/>
+        </w:rPr>
+        <w:t>behavior</w:t>
+      </w:r>
+      <w:proofErr w:type="spellEnd"/>
+      <w:r>
+        <w:rPr>
+          <w:rFonts w:ascii="Times New Roman" w:eastAsia="Times New Roman" w:hAnsi="Times New Roman" w:cs="Times New Roman"/>
+          <w:sz w:val="24"/>
+          <w:szCs w:val="24"/>
+          <w:lang w:eastAsia="en-IN"/>
+        </w:rPr>
+        <w:t xml:space="preserve"> patterns.</w:t>
       </w:r>
     </w:p>
     <w:p>
@@ -5667,7 +5972,27 @@
           <w:szCs w:val="24"/>
           <w:lang w:eastAsia="en-IN"/>
         </w:rPr>
-        <w:t>Data preprocessing is one of the most important stages in the project because machine learning models require clean and reliable data.</w:t>
+        <w:t xml:space="preserve">Data </w:t>
+      </w:r>
+      <w:proofErr w:type="spellStart"/>
+      <w:r>
+        <w:rPr>
+          <w:rFonts w:ascii="Times New Roman" w:eastAsia="Times New Roman" w:hAnsi="Times New Roman" w:cs="Times New Roman"/>
+          <w:sz w:val="24"/>
+          <w:szCs w:val="24"/>
+          <w:lang w:eastAsia="en-IN"/>
+        </w:rPr>
+        <w:t>preprocessing</w:t>
+      </w:r>
+      <w:proofErr w:type="spellEnd"/>
+      <w:r>
+        <w:rPr>
+          <w:rFonts w:ascii="Times New Roman" w:eastAsia="Times New Roman" w:hAnsi="Times New Roman" w:cs="Times New Roman"/>
+          <w:sz w:val="24"/>
+          <w:szCs w:val="24"/>
+          <w:lang w:eastAsia="en-IN"/>
+        </w:rPr>
+        <w:t xml:space="preserve"> is one of the most important stages in the project because machine learning models require clean and reliable data.</w:t>
       </w:r>
     </w:p>
     <w:p>
@@ -5960,7 +6285,27 @@
           <w:szCs w:val="24"/>
           <w:lang w:eastAsia="en-IN"/>
         </w:rPr>
-        <w:t>Invoice date was converted into datetime format for time-based analysis.</w:t>
+        <w:t xml:space="preserve">Invoice date was converted into </w:t>
+      </w:r>
+      <w:proofErr w:type="spellStart"/>
+      <w:r>
+        <w:rPr>
+          <w:rFonts w:ascii="Times New Roman" w:eastAsia="Times New Roman" w:hAnsi="Times New Roman" w:cs="Times New Roman"/>
+          <w:sz w:val="24"/>
+          <w:szCs w:val="24"/>
+          <w:lang w:eastAsia="en-IN"/>
+        </w:rPr>
+        <w:t>datetime</w:t>
+      </w:r>
+      <w:proofErr w:type="spellEnd"/>
+      <w:r>
+        <w:rPr>
+          <w:rFonts w:ascii="Times New Roman" w:eastAsia="Times New Roman" w:hAnsi="Times New Roman" w:cs="Times New Roman"/>
+          <w:sz w:val="24"/>
+          <w:szCs w:val="24"/>
+          <w:lang w:eastAsia="en-IN"/>
+        </w:rPr>
+        <w:t xml:space="preserve"> format for time-based analysis.</w:t>
       </w:r>
     </w:p>
     <w:p>
@@ -6188,7 +6533,47 @@
           <w:szCs w:val="24"/>
           <w:lang w:eastAsia="en-IN"/>
         </w:rPr>
-        <w:t>Sales trends, customer behavior, and revenue patterns were analyzed using graphs.</w:t>
+        <w:t xml:space="preserve">Sales trends, customer </w:t>
+      </w:r>
+      <w:proofErr w:type="spellStart"/>
+      <w:r>
+        <w:rPr>
+          <w:rFonts w:ascii="Times New Roman" w:eastAsia="Times New Roman" w:hAnsi="Times New Roman" w:cs="Times New Roman"/>
+          <w:sz w:val="24"/>
+          <w:szCs w:val="24"/>
+          <w:lang w:eastAsia="en-IN"/>
+        </w:rPr>
+        <w:t>behavior</w:t>
+      </w:r>
+      <w:proofErr w:type="spellEnd"/>
+      <w:r>
+        <w:rPr>
+          <w:rFonts w:ascii="Times New Roman" w:eastAsia="Times New Roman" w:hAnsi="Times New Roman" w:cs="Times New Roman"/>
+          <w:sz w:val="24"/>
+          <w:szCs w:val="24"/>
+          <w:lang w:eastAsia="en-IN"/>
+        </w:rPr>
+        <w:t xml:space="preserve">, and revenue patterns were </w:t>
+      </w:r>
+      <w:proofErr w:type="spellStart"/>
+      <w:r>
+        <w:rPr>
+          <w:rFonts w:ascii="Times New Roman" w:eastAsia="Times New Roman" w:hAnsi="Times New Roman" w:cs="Times New Roman"/>
+          <w:sz w:val="24"/>
+          <w:szCs w:val="24"/>
+          <w:lang w:eastAsia="en-IN"/>
+        </w:rPr>
+        <w:t>analyzed</w:t>
+      </w:r>
+      <w:proofErr w:type="spellEnd"/>
+      <w:r>
+        <w:rPr>
+          <w:rFonts w:ascii="Times New Roman" w:eastAsia="Times New Roman" w:hAnsi="Times New Roman" w:cs="Times New Roman"/>
+          <w:sz w:val="24"/>
+          <w:szCs w:val="24"/>
+          <w:lang w:eastAsia="en-IN"/>
+        </w:rPr>
+        <w:t xml:space="preserve"> using graphs.</w:t>
       </w:r>
     </w:p>
     <w:p>
@@ -6235,7 +6620,27 @@
           <w:szCs w:val="24"/>
           <w:lang w:eastAsia="en-IN"/>
         </w:rPr>
-        <w:t>RFM Analysis was used to evaluate customer behavior.</w:t>
+        <w:t xml:space="preserve">RFM Analysis was used to evaluate customer </w:t>
+      </w:r>
+      <w:proofErr w:type="spellStart"/>
+      <w:r>
+        <w:rPr>
+          <w:rFonts w:ascii="Times New Roman" w:eastAsia="Times New Roman" w:hAnsi="Times New Roman" w:cs="Times New Roman"/>
+          <w:sz w:val="24"/>
+          <w:szCs w:val="24"/>
+          <w:lang w:eastAsia="en-IN"/>
+        </w:rPr>
+        <w:t>behavior</w:t>
+      </w:r>
+      <w:proofErr w:type="spellEnd"/>
+      <w:r>
+        <w:rPr>
+          <w:rFonts w:ascii="Times New Roman" w:eastAsia="Times New Roman" w:hAnsi="Times New Roman" w:cs="Times New Roman"/>
+          <w:sz w:val="24"/>
+          <w:szCs w:val="24"/>
+          <w:lang w:eastAsia="en-IN"/>
+        </w:rPr>
+        <w:t>.</w:t>
       </w:r>
     </w:p>
     <w:p>
@@ -6252,6 +6657,7 @@
           <w:lang w:eastAsia="en-IN"/>
         </w:rPr>
       </w:pPr>
+      <w:proofErr w:type="spellStart"/>
       <w:r>
         <w:rPr>
           <w:rFonts w:ascii="Times New Roman" w:eastAsia="Times New Roman" w:hAnsi="Times New Roman" w:cs="Times New Roman"/>
@@ -6263,6 +6669,7 @@
         </w:rPr>
         <w:t>Recency</w:t>
       </w:r>
+      <w:proofErr w:type="spellEnd"/>
       <w:r>
         <w:rPr>
           <w:rFonts w:ascii="Times New Roman" w:eastAsia="Times New Roman" w:hAnsi="Times New Roman" w:cs="Times New Roman"/>
@@ -6420,7 +6827,27 @@
           <w:szCs w:val="24"/>
           <w:lang w:eastAsia="en-IN"/>
         </w:rPr>
-        <w:t>Customers were grouped into clusters based on behavioral similarity.</w:t>
+        <w:t xml:space="preserve">Customers were grouped into clusters based on </w:t>
+      </w:r>
+      <w:proofErr w:type="spellStart"/>
+      <w:r>
+        <w:rPr>
+          <w:rFonts w:ascii="Times New Roman" w:eastAsia="Times New Roman" w:hAnsi="Times New Roman" w:cs="Times New Roman"/>
+          <w:sz w:val="24"/>
+          <w:szCs w:val="24"/>
+          <w:lang w:eastAsia="en-IN"/>
+        </w:rPr>
+        <w:t>behavioral</w:t>
+      </w:r>
+      <w:proofErr w:type="spellEnd"/>
+      <w:r>
+        <w:rPr>
+          <w:rFonts w:ascii="Times New Roman" w:eastAsia="Times New Roman" w:hAnsi="Times New Roman" w:cs="Times New Roman"/>
+          <w:sz w:val="24"/>
+          <w:szCs w:val="24"/>
+          <w:lang w:eastAsia="en-IN"/>
+        </w:rPr>
+        <w:t xml:space="preserve"> similarity.</w:t>
       </w:r>
     </w:p>
     <w:p>
@@ -6514,7 +6941,27 @@
           <w:szCs w:val="24"/>
           <w:lang w:eastAsia="en-IN"/>
         </w:rPr>
-        <w:t>Power BI and Streamlit dashboards were used for visual representation of insights.</w:t>
+        <w:t xml:space="preserve">Power BI and </w:t>
+      </w:r>
+      <w:proofErr w:type="spellStart"/>
+      <w:r>
+        <w:rPr>
+          <w:rFonts w:ascii="Times New Roman" w:eastAsia="Times New Roman" w:hAnsi="Times New Roman" w:cs="Times New Roman"/>
+          <w:sz w:val="24"/>
+          <w:szCs w:val="24"/>
+          <w:lang w:eastAsia="en-IN"/>
+        </w:rPr>
+        <w:t>Streamlit</w:t>
+      </w:r>
+      <w:proofErr w:type="spellEnd"/>
+      <w:r>
+        <w:rPr>
+          <w:rFonts w:ascii="Times New Roman" w:eastAsia="Times New Roman" w:hAnsi="Times New Roman" w:cs="Times New Roman"/>
+          <w:sz w:val="24"/>
+          <w:szCs w:val="24"/>
+          <w:lang w:eastAsia="en-IN"/>
+        </w:rPr>
+        <w:t xml:space="preserve"> dashboards were used for visual representation of insights.</w:t>
       </w:r>
     </w:p>
     <w:p>
@@ -6576,7 +7023,47 @@
           <w:szCs w:val="24"/>
           <w:lang w:eastAsia="en-IN"/>
         </w:rPr>
-        <w:t>Python (Pandas, NumPy, Scikit-learn)</w:t>
+        <w:t xml:space="preserve">Python (Pandas, </w:t>
+      </w:r>
+      <w:proofErr w:type="spellStart"/>
+      <w:r>
+        <w:rPr>
+          <w:rFonts w:ascii="Times New Roman" w:eastAsia="Times New Roman" w:hAnsi="Times New Roman" w:cs="Times New Roman"/>
+          <w:sz w:val="24"/>
+          <w:szCs w:val="24"/>
+          <w:lang w:eastAsia="en-IN"/>
+        </w:rPr>
+        <w:t>NumPy</w:t>
+      </w:r>
+      <w:proofErr w:type="spellEnd"/>
+      <w:r>
+        <w:rPr>
+          <w:rFonts w:ascii="Times New Roman" w:eastAsia="Times New Roman" w:hAnsi="Times New Roman" w:cs="Times New Roman"/>
+          <w:sz w:val="24"/>
+          <w:szCs w:val="24"/>
+          <w:lang w:eastAsia="en-IN"/>
+        </w:rPr>
+        <w:t xml:space="preserve">, </w:t>
+      </w:r>
+      <w:proofErr w:type="spellStart"/>
+      <w:r>
+        <w:rPr>
+          <w:rFonts w:ascii="Times New Roman" w:eastAsia="Times New Roman" w:hAnsi="Times New Roman" w:cs="Times New Roman"/>
+          <w:sz w:val="24"/>
+          <w:szCs w:val="24"/>
+          <w:lang w:eastAsia="en-IN"/>
+        </w:rPr>
+        <w:t>Scikit</w:t>
+      </w:r>
+      <w:proofErr w:type="spellEnd"/>
+      <w:r>
+        <w:rPr>
+          <w:rFonts w:ascii="Times New Roman" w:eastAsia="Times New Roman" w:hAnsi="Times New Roman" w:cs="Times New Roman"/>
+          <w:sz w:val="24"/>
+          <w:szCs w:val="24"/>
+          <w:lang w:eastAsia="en-IN"/>
+        </w:rPr>
+        <w:t>-learn)</w:t>
       </w:r>
     </w:p>
     <w:p>
@@ -6595,14 +7082,25 @@
           <w:lang w:eastAsia="en-IN"/>
         </w:rPr>
       </w:pPr>
-      <w:r>
-        <w:rPr>
-          <w:rFonts w:ascii="Times New Roman" w:eastAsia="Times New Roman" w:hAnsi="Times New Roman" w:cs="Times New Roman"/>
-          <w:sz w:val="24"/>
-          <w:szCs w:val="24"/>
-          <w:lang w:eastAsia="en-IN"/>
-        </w:rPr>
-        <w:t>Jupyter Notebook</w:t>
+      <w:proofErr w:type="spellStart"/>
+      <w:r>
+        <w:rPr>
+          <w:rFonts w:ascii="Times New Roman" w:eastAsia="Times New Roman" w:hAnsi="Times New Roman" w:cs="Times New Roman"/>
+          <w:sz w:val="24"/>
+          <w:szCs w:val="24"/>
+          <w:lang w:eastAsia="en-IN"/>
+        </w:rPr>
+        <w:t>Jupyter</w:t>
+      </w:r>
+      <w:proofErr w:type="spellEnd"/>
+      <w:r>
+        <w:rPr>
+          <w:rFonts w:ascii="Times New Roman" w:eastAsia="Times New Roman" w:hAnsi="Times New Roman" w:cs="Times New Roman"/>
+          <w:sz w:val="24"/>
+          <w:szCs w:val="24"/>
+          <w:lang w:eastAsia="en-IN"/>
+        </w:rPr>
+        <w:t xml:space="preserve"> Notebook</w:t>
       </w:r>
     </w:p>
     <w:p>
@@ -6647,6 +7145,7 @@
           <w:lang w:eastAsia="en-IN"/>
         </w:rPr>
       </w:pPr>
+      <w:proofErr w:type="spellStart"/>
       <w:r>
         <w:rPr>
           <w:rFonts w:ascii="Times New Roman" w:eastAsia="Times New Roman" w:hAnsi="Times New Roman" w:cs="Times New Roman"/>
@@ -6656,6 +7155,7 @@
         </w:rPr>
         <w:t>Seaborn</w:t>
       </w:r>
+      <w:proofErr w:type="spellEnd"/>
     </w:p>
     <w:p>
       <w:pPr>
@@ -6768,7 +7268,27 @@
           <w:szCs w:val="24"/>
           <w:lang w:eastAsia="en-IN"/>
         </w:rPr>
-        <w:t>Used for churn prediction because labeled output data was available.</w:t>
+        <w:t xml:space="preserve">Used for churn prediction because </w:t>
+      </w:r>
+      <w:proofErr w:type="spellStart"/>
+      <w:r>
+        <w:rPr>
+          <w:rFonts w:ascii="Times New Roman" w:eastAsia="Times New Roman" w:hAnsi="Times New Roman" w:cs="Times New Roman"/>
+          <w:sz w:val="24"/>
+          <w:szCs w:val="24"/>
+          <w:lang w:eastAsia="en-IN"/>
+        </w:rPr>
+        <w:t>labeled</w:t>
+      </w:r>
+      <w:proofErr w:type="spellEnd"/>
+      <w:r>
+        <w:rPr>
+          <w:rFonts w:ascii="Times New Roman" w:eastAsia="Times New Roman" w:hAnsi="Times New Roman" w:cs="Times New Roman"/>
+          <w:sz w:val="24"/>
+          <w:szCs w:val="24"/>
+          <w:lang w:eastAsia="en-IN"/>
+        </w:rPr>
+        <w:t xml:space="preserve"> output data was available.</w:t>
       </w:r>
     </w:p>
     <w:p>
@@ -6996,14 +7516,25 @@
           <w:lang w:eastAsia="en-IN"/>
         </w:rPr>
       </w:pPr>
-      <w:r>
-        <w:rPr>
-          <w:rFonts w:ascii="Times New Roman" w:eastAsia="Times New Roman" w:hAnsi="Times New Roman" w:cs="Times New Roman"/>
-          <w:sz w:val="24"/>
-          <w:szCs w:val="24"/>
-          <w:lang w:eastAsia="en-IN"/>
-        </w:rPr>
-        <w:t>StandardScaler was applied before K-Means clustering to normalize data.</w:t>
+      <w:proofErr w:type="spellStart"/>
+      <w:r>
+        <w:rPr>
+          <w:rFonts w:ascii="Times New Roman" w:eastAsia="Times New Roman" w:hAnsi="Times New Roman" w:cs="Times New Roman"/>
+          <w:sz w:val="24"/>
+          <w:szCs w:val="24"/>
+          <w:lang w:eastAsia="en-IN"/>
+        </w:rPr>
+        <w:t>StandardScaler</w:t>
+      </w:r>
+      <w:proofErr w:type="spellEnd"/>
+      <w:r>
+        <w:rPr>
+          <w:rFonts w:ascii="Times New Roman" w:eastAsia="Times New Roman" w:hAnsi="Times New Roman" w:cs="Times New Roman"/>
+          <w:sz w:val="24"/>
+          <w:szCs w:val="24"/>
+          <w:lang w:eastAsia="en-IN"/>
+        </w:rPr>
+        <w:t xml:space="preserve"> was applied before K-Means clustering to normalize data.</w:t>
       </w:r>
     </w:p>
     <w:p>
@@ -7148,7 +7679,27 @@
           <w:szCs w:val="24"/>
           <w:lang w:eastAsia="en-IN"/>
         </w:rPr>
-        <w:t>RFM analysis helps identify customer value and purchasing behavior.</w:t>
+        <w:t xml:space="preserve">RFM analysis helps identify customer value and purchasing </w:t>
+      </w:r>
+      <w:proofErr w:type="spellStart"/>
+      <w:r>
+        <w:rPr>
+          <w:rFonts w:ascii="Times New Roman" w:eastAsia="Times New Roman" w:hAnsi="Times New Roman" w:cs="Times New Roman"/>
+          <w:sz w:val="24"/>
+          <w:szCs w:val="24"/>
+          <w:lang w:eastAsia="en-IN"/>
+        </w:rPr>
+        <w:t>behavior</w:t>
+      </w:r>
+      <w:proofErr w:type="spellEnd"/>
+      <w:r>
+        <w:rPr>
+          <w:rFonts w:ascii="Times New Roman" w:eastAsia="Times New Roman" w:hAnsi="Times New Roman" w:cs="Times New Roman"/>
+          <w:sz w:val="24"/>
+          <w:szCs w:val="24"/>
+          <w:lang w:eastAsia="en-IN"/>
+        </w:rPr>
+        <w:t>.</w:t>
       </w:r>
     </w:p>
     <w:p>
@@ -7322,7 +7873,27 @@
           <w:szCs w:val="24"/>
           <w:lang w:eastAsia="en-IN"/>
         </w:rPr>
-        <w:t>K-Means clustering groups customers based on similar behavior.</w:t>
+        <w:t xml:space="preserve">K-Means clustering groups customers based on similar </w:t>
+      </w:r>
+      <w:proofErr w:type="spellStart"/>
+      <w:r>
+        <w:rPr>
+          <w:rFonts w:ascii="Times New Roman" w:eastAsia="Times New Roman" w:hAnsi="Times New Roman" w:cs="Times New Roman"/>
+          <w:sz w:val="24"/>
+          <w:szCs w:val="24"/>
+          <w:lang w:eastAsia="en-IN"/>
+        </w:rPr>
+        <w:t>behavior</w:t>
+      </w:r>
+      <w:proofErr w:type="spellEnd"/>
+      <w:r>
+        <w:rPr>
+          <w:rFonts w:ascii="Times New Roman" w:eastAsia="Times New Roman" w:hAnsi="Times New Roman" w:cs="Times New Roman"/>
+          <w:sz w:val="24"/>
+          <w:szCs w:val="24"/>
+          <w:lang w:eastAsia="en-IN"/>
+        </w:rPr>
+        <w:t>.</w:t>
       </w:r>
     </w:p>
     <w:p>
@@ -7373,7 +7944,27 @@
           <w:szCs w:val="24"/>
           <w:lang w:eastAsia="en-IN"/>
         </w:rPr>
-        <w:t>No labeled data required</w:t>
+        <w:t xml:space="preserve">No </w:t>
+      </w:r>
+      <w:proofErr w:type="spellStart"/>
+      <w:r>
+        <w:rPr>
+          <w:rFonts w:ascii="Times New Roman" w:eastAsia="Times New Roman" w:hAnsi="Times New Roman" w:cs="Times New Roman"/>
+          <w:sz w:val="24"/>
+          <w:szCs w:val="24"/>
+          <w:lang w:eastAsia="en-IN"/>
+        </w:rPr>
+        <w:t>labeled</w:t>
+      </w:r>
+      <w:proofErr w:type="spellEnd"/>
+      <w:r>
+        <w:rPr>
+          <w:rFonts w:ascii="Times New Roman" w:eastAsia="Times New Roman" w:hAnsi="Times New Roman" w:cs="Times New Roman"/>
+          <w:sz w:val="24"/>
+          <w:szCs w:val="24"/>
+          <w:lang w:eastAsia="en-IN"/>
+        </w:rPr>
+        <w:t xml:space="preserve"> data required</w:t>
       </w:r>
     </w:p>
     <w:p>
@@ -7546,8 +8137,19 @@
           <w:szCs w:val="24"/>
           <w:lang w:eastAsia="en-IN"/>
         </w:rPr>
-        <w:t>Reduces overfitting</w:t>
-      </w:r>
+        <w:t xml:space="preserve">Reduces </w:t>
+      </w:r>
+      <w:proofErr w:type="spellStart"/>
+      <w:r>
+        <w:rPr>
+          <w:rFonts w:ascii="Times New Roman" w:eastAsia="Times New Roman" w:hAnsi="Times New Roman" w:cs="Times New Roman"/>
+          <w:sz w:val="24"/>
+          <w:szCs w:val="24"/>
+          <w:lang w:eastAsia="en-IN"/>
+        </w:rPr>
+        <w:t>overfitting</w:t>
+      </w:r>
+      <w:proofErr w:type="spellEnd"/>
     </w:p>
     <w:p>
       <w:pPr>
@@ -8024,7 +8626,27 @@
           <w:szCs w:val="24"/>
           <w:lang w:eastAsia="en-IN"/>
         </w:rPr>
-        <w:t>The project implementation was carried out completely using Python in Jupyter Notebook. The workflow followed in the notebook is listed below:</w:t>
+        <w:t xml:space="preserve">The project implementation was carried out completely using Python in </w:t>
+      </w:r>
+      <w:proofErr w:type="spellStart"/>
+      <w:r>
+        <w:rPr>
+          <w:rFonts w:ascii="Times New Roman" w:eastAsia="Times New Roman" w:hAnsi="Times New Roman" w:cs="Times New Roman"/>
+          <w:sz w:val="24"/>
+          <w:szCs w:val="24"/>
+          <w:lang w:eastAsia="en-IN"/>
+        </w:rPr>
+        <w:t>Jupyter</w:t>
+      </w:r>
+      <w:proofErr w:type="spellEnd"/>
+      <w:r>
+        <w:rPr>
+          <w:rFonts w:ascii="Times New Roman" w:eastAsia="Times New Roman" w:hAnsi="Times New Roman" w:cs="Times New Roman"/>
+          <w:sz w:val="24"/>
+          <w:szCs w:val="24"/>
+          <w:lang w:eastAsia="en-IN"/>
+        </w:rPr>
+        <w:t xml:space="preserve"> Notebook. The workflow followed in the notebook is listed below:</w:t>
       </w:r>
     </w:p>
     <w:p>
@@ -8274,8 +8896,19 @@
           <w:szCs w:val="24"/>
           <w:lang w:eastAsia="en-IN"/>
         </w:rPr>
-        <w:t>Segment Labeling</w:t>
-      </w:r>
+        <w:t xml:space="preserve">Segment </w:t>
+      </w:r>
+      <w:proofErr w:type="spellStart"/>
+      <w:r>
+        <w:rPr>
+          <w:rFonts w:ascii="Times New Roman" w:eastAsia="Times New Roman" w:hAnsi="Times New Roman" w:cs="Times New Roman"/>
+          <w:sz w:val="24"/>
+          <w:szCs w:val="24"/>
+          <w:lang w:eastAsia="en-IN"/>
+        </w:rPr>
+        <w:t>Labeling</w:t>
+      </w:r>
+      <w:proofErr w:type="spellEnd"/>
     </w:p>
     <w:p>
       <w:pPr>
@@ -8595,7 +9228,27 @@
           <w:szCs w:val="24"/>
           <w:lang w:eastAsia="en-IN"/>
         </w:rPr>
-        <w:t>The final processed dataset was exported to Excel and further visualized using Power BI and Streamlit dashboards.</w:t>
+        <w:t xml:space="preserve">The final processed dataset was exported to Excel and further visualized using Power BI and </w:t>
+      </w:r>
+      <w:proofErr w:type="spellStart"/>
+      <w:r>
+        <w:rPr>
+          <w:rFonts w:ascii="Times New Roman" w:eastAsia="Times New Roman" w:hAnsi="Times New Roman" w:cs="Times New Roman"/>
+          <w:sz w:val="24"/>
+          <w:szCs w:val="24"/>
+          <w:lang w:eastAsia="en-IN"/>
+        </w:rPr>
+        <w:t>Streamlit</w:t>
+      </w:r>
+      <w:proofErr w:type="spellEnd"/>
+      <w:r>
+        <w:rPr>
+          <w:rFonts w:ascii="Times New Roman" w:eastAsia="Times New Roman" w:hAnsi="Times New Roman" w:cs="Times New Roman"/>
+          <w:sz w:val="24"/>
+          <w:szCs w:val="24"/>
+          <w:lang w:eastAsia="en-IN"/>
+        </w:rPr>
+        <w:t xml:space="preserve"> dashboards.</w:t>
       </w:r>
     </w:p>
     <w:p>
@@ -8710,7 +9363,47 @@
           <w:szCs w:val="24"/>
           <w:lang w:eastAsia="en-IN"/>
         </w:rPr>
-        <w:t>K-Means clustering was applied on the RFM features after feature scaling using StandardScaler. The objective of clustering was to group customers with similar purchasing behavior into meaningful business segments.</w:t>
+        <w:t xml:space="preserve">K-Means clustering was applied on the RFM features after feature scaling using </w:t>
+      </w:r>
+      <w:proofErr w:type="spellStart"/>
+      <w:r>
+        <w:rPr>
+          <w:rFonts w:ascii="Times New Roman" w:eastAsia="Times New Roman" w:hAnsi="Times New Roman" w:cs="Times New Roman"/>
+          <w:sz w:val="24"/>
+          <w:szCs w:val="24"/>
+          <w:lang w:eastAsia="en-IN"/>
+        </w:rPr>
+        <w:t>StandardScaler</w:t>
+      </w:r>
+      <w:proofErr w:type="spellEnd"/>
+      <w:r>
+        <w:rPr>
+          <w:rFonts w:ascii="Times New Roman" w:eastAsia="Times New Roman" w:hAnsi="Times New Roman" w:cs="Times New Roman"/>
+          <w:sz w:val="24"/>
+          <w:szCs w:val="24"/>
+          <w:lang w:eastAsia="en-IN"/>
+        </w:rPr>
+        <w:t xml:space="preserve">. The objective of clustering was to group customers with similar purchasing </w:t>
+      </w:r>
+      <w:proofErr w:type="spellStart"/>
+      <w:r>
+        <w:rPr>
+          <w:rFonts w:ascii="Times New Roman" w:eastAsia="Times New Roman" w:hAnsi="Times New Roman" w:cs="Times New Roman"/>
+          <w:sz w:val="24"/>
+          <w:szCs w:val="24"/>
+          <w:lang w:eastAsia="en-IN"/>
+        </w:rPr>
+        <w:t>behavior</w:t>
+      </w:r>
+      <w:proofErr w:type="spellEnd"/>
+      <w:r>
+        <w:rPr>
+          <w:rFonts w:ascii="Times New Roman" w:eastAsia="Times New Roman" w:hAnsi="Times New Roman" w:cs="Times New Roman"/>
+          <w:sz w:val="24"/>
+          <w:szCs w:val="24"/>
+          <w:lang w:eastAsia="en-IN"/>
+        </w:rPr>
+        <w:t xml:space="preserve"> into meaningful business segments.</w:t>
       </w:r>
     </w:p>
     <w:p>
@@ -8754,6 +9447,7 @@
           <w:lang w:eastAsia="en-IN"/>
         </w:rPr>
       </w:pPr>
+      <w:proofErr w:type="spellStart"/>
       <w:r>
         <w:rPr>
           <w:rFonts w:ascii="Times New Roman" w:eastAsia="Times New Roman" w:hAnsi="Times New Roman" w:cs="Times New Roman"/>
@@ -8763,6 +9457,7 @@
         </w:rPr>
         <w:t>Recency</w:t>
       </w:r>
+      <w:proofErr w:type="spellEnd"/>
     </w:p>
     <w:p>
       <w:pPr>
@@ -8858,7 +9553,47 @@
           <w:szCs w:val="24"/>
           <w:lang w:eastAsia="en-IN"/>
         </w:rPr>
-        <w:t>The ranges of Recency, Frequency, and Monetary values are different. Since K-Means is a distance-based algorithm, StandardScaler was applied to normalize the data and ensure equal importance for all features.</w:t>
+        <w:t xml:space="preserve">The ranges of </w:t>
+      </w:r>
+      <w:proofErr w:type="spellStart"/>
+      <w:r>
+        <w:rPr>
+          <w:rFonts w:ascii="Times New Roman" w:eastAsia="Times New Roman" w:hAnsi="Times New Roman" w:cs="Times New Roman"/>
+          <w:sz w:val="24"/>
+          <w:szCs w:val="24"/>
+          <w:lang w:eastAsia="en-IN"/>
+        </w:rPr>
+        <w:t>Recency</w:t>
+      </w:r>
+      <w:proofErr w:type="spellEnd"/>
+      <w:r>
+        <w:rPr>
+          <w:rFonts w:ascii="Times New Roman" w:eastAsia="Times New Roman" w:hAnsi="Times New Roman" w:cs="Times New Roman"/>
+          <w:sz w:val="24"/>
+          <w:szCs w:val="24"/>
+          <w:lang w:eastAsia="en-IN"/>
+        </w:rPr>
+        <w:t xml:space="preserve">, Frequency, and Monetary values are different. Since K-Means is a distance-based algorithm, </w:t>
+      </w:r>
+      <w:proofErr w:type="spellStart"/>
+      <w:r>
+        <w:rPr>
+          <w:rFonts w:ascii="Times New Roman" w:eastAsia="Times New Roman" w:hAnsi="Times New Roman" w:cs="Times New Roman"/>
+          <w:sz w:val="24"/>
+          <w:szCs w:val="24"/>
+          <w:lang w:eastAsia="en-IN"/>
+        </w:rPr>
+        <w:t>StandardScaler</w:t>
+      </w:r>
+      <w:proofErr w:type="spellEnd"/>
+      <w:r>
+        <w:rPr>
+          <w:rFonts w:ascii="Times New Roman" w:eastAsia="Times New Roman" w:hAnsi="Times New Roman" w:cs="Times New Roman"/>
+          <w:sz w:val="24"/>
+          <w:szCs w:val="24"/>
+          <w:lang w:eastAsia="en-IN"/>
+        </w:rPr>
+        <w:t xml:space="preserve"> was applied to normalize the data and ensure equal importance for all features.</w:t>
       </w:r>
     </w:p>
     <w:p>
@@ -9145,8 +9880,19 @@
                 <w:szCs w:val="24"/>
                 <w:lang w:eastAsia="en-IN"/>
               </w:rPr>
-              <w:t>Low engagement and high recency</w:t>
+              <w:t xml:space="preserve">Low engagement and high </w:t>
             </w:r>
+            <w:proofErr w:type="spellStart"/>
+            <w:r>
+              <w:rPr>
+                <w:rFonts w:ascii="Times New Roman" w:eastAsia="Times New Roman" w:hAnsi="Times New Roman" w:cs="Times New Roman"/>
+                <w:sz w:val="24"/>
+                <w:szCs w:val="24"/>
+                <w:lang w:eastAsia="en-IN"/>
+              </w:rPr>
+              <w:t>recency</w:t>
+            </w:r>
+            <w:proofErr w:type="spellEnd"/>
           </w:p>
         </w:tc>
       </w:tr>
@@ -9291,8 +10037,20 @@
           <w:szCs w:val="24"/>
           <w:lang w:eastAsia="en-IN"/>
         </w:rPr>
-        <w:t>.Customer Segmentation using KMeans</w:t>
-      </w:r>
+        <w:t xml:space="preserve">.Customer Segmentation using </w:t>
+      </w:r>
+      <w:proofErr w:type="spellStart"/>
+      <w:r>
+        <w:rPr>
+          <w:rFonts w:ascii="Times New Roman" w:eastAsia="Times New Roman" w:hAnsi="Times New Roman" w:cs="Times New Roman"/>
+          <w:bCs/>
+          <w:sz w:val="24"/>
+          <w:szCs w:val="24"/>
+          <w:lang w:eastAsia="en-IN"/>
+        </w:rPr>
+        <w:t>KMeans</w:t>
+      </w:r>
+      <w:proofErr w:type="spellEnd"/>
     </w:p>
     <w:p>
       <w:pPr>
@@ -9363,7 +10121,47 @@
           <w:szCs w:val="24"/>
           <w:lang w:eastAsia="en-IN"/>
         </w:rPr>
-        <w:t>A Random Forest Classifier was used to predict customer churn. Customers with Recency greater than 90 days were labeled as churn customers.</w:t>
+        <w:t xml:space="preserve">A Random Forest Classifier was used to predict customer churn. Customers with </w:t>
+      </w:r>
+      <w:proofErr w:type="spellStart"/>
+      <w:r>
+        <w:rPr>
+          <w:rFonts w:ascii="Times New Roman" w:eastAsia="Times New Roman" w:hAnsi="Times New Roman" w:cs="Times New Roman"/>
+          <w:sz w:val="24"/>
+          <w:szCs w:val="24"/>
+          <w:lang w:eastAsia="en-IN"/>
+        </w:rPr>
+        <w:t>Recency</w:t>
+      </w:r>
+      <w:proofErr w:type="spellEnd"/>
+      <w:r>
+        <w:rPr>
+          <w:rFonts w:ascii="Times New Roman" w:eastAsia="Times New Roman" w:hAnsi="Times New Roman" w:cs="Times New Roman"/>
+          <w:sz w:val="24"/>
+          <w:szCs w:val="24"/>
+          <w:lang w:eastAsia="en-IN"/>
+        </w:rPr>
+        <w:t xml:space="preserve"> greater than 90 days were </w:t>
+      </w:r>
+      <w:proofErr w:type="spellStart"/>
+      <w:r>
+        <w:rPr>
+          <w:rFonts w:ascii="Times New Roman" w:eastAsia="Times New Roman" w:hAnsi="Times New Roman" w:cs="Times New Roman"/>
+          <w:sz w:val="24"/>
+          <w:szCs w:val="24"/>
+          <w:lang w:eastAsia="en-IN"/>
+        </w:rPr>
+        <w:t>labeled</w:t>
+      </w:r>
+      <w:proofErr w:type="spellEnd"/>
+      <w:r>
+        <w:rPr>
+          <w:rFonts w:ascii="Times New Roman" w:eastAsia="Times New Roman" w:hAnsi="Times New Roman" w:cs="Times New Roman"/>
+          <w:sz w:val="24"/>
+          <w:szCs w:val="24"/>
+          <w:lang w:eastAsia="en-IN"/>
+        </w:rPr>
+        <w:t xml:space="preserve"> as churn customers.</w:t>
       </w:r>
     </w:p>
     <w:p>
@@ -9460,8 +10258,19 @@
           <w:szCs w:val="24"/>
           <w:lang w:eastAsia="en-IN"/>
         </w:rPr>
-        <w:t>Reduces overfitting</w:t>
-      </w:r>
+        <w:t xml:space="preserve">Reduces </w:t>
+      </w:r>
+      <w:proofErr w:type="spellStart"/>
+      <w:r>
+        <w:rPr>
+          <w:rFonts w:ascii="Times New Roman" w:eastAsia="Times New Roman" w:hAnsi="Times New Roman" w:cs="Times New Roman"/>
+          <w:sz w:val="24"/>
+          <w:szCs w:val="24"/>
+          <w:lang w:eastAsia="en-IN"/>
+        </w:rPr>
+        <w:t>overfitting</w:t>
+      </w:r>
+      <w:proofErr w:type="spellEnd"/>
     </w:p>
     <w:p>
       <w:pPr>
@@ -9595,6 +10404,7 @@
           <w:lang w:eastAsia="en-IN"/>
         </w:rPr>
       </w:pPr>
+      <w:proofErr w:type="spellStart"/>
       <w:r>
         <w:rPr>
           <w:rFonts w:ascii="Times New Roman" w:eastAsia="Times New Roman" w:hAnsi="Times New Roman" w:cs="Times New Roman"/>
@@ -9604,6 +10414,7 @@
         </w:rPr>
         <w:t>Recency</w:t>
       </w:r>
+      <w:proofErr w:type="spellEnd"/>
     </w:p>
     <w:p>
       <w:pPr>
@@ -10141,7 +10952,23 @@
         <w:jc w:val="both"/>
       </w:pPr>
       <w:r>
-        <w:t>The project successfully analyzed retail transaction data and generated meaningful business insights using data mining and machine learning techniques. Through customer segmentation, churn prediction, lifecycle analysis, and dashboard visualization, the system helped identify customer behavior patterns and business opportunities.</w:t>
+        <w:t xml:space="preserve">The project successfully </w:t>
+      </w:r>
+      <w:proofErr w:type="spellStart"/>
+      <w:r>
+        <w:t>analyzed</w:t>
+      </w:r>
+      <w:proofErr w:type="spellEnd"/>
+      <w:r>
+        <w:t xml:space="preserve"> retail transaction data and generated meaningful business insights using data mining and machine learning techniques. Through customer segmentation, churn prediction, lifecycle analysis, and dashboard visualization, the system helped identify customer </w:t>
+      </w:r>
+      <w:proofErr w:type="spellStart"/>
+      <w:r>
+        <w:t>behavior</w:t>
+      </w:r>
+      <w:proofErr w:type="spellEnd"/>
+      <w:r>
+        <w:t xml:space="preserve"> patterns and business opportunities.</w:t>
       </w:r>
     </w:p>
     <w:p>
@@ -10201,7 +11028,15 @@
         <w:jc w:val="both"/>
       </w:pPr>
       <w:r>
-        <w:t>The Random Forest model effectively predicted potential customer churn based on purchasing behavior.</w:t>
+        <w:t xml:space="preserve">The Random Forest model effectively predicted potential customer churn based on purchasing </w:t>
+      </w:r>
+      <w:proofErr w:type="spellStart"/>
+      <w:r>
+        <w:t>behavior</w:t>
+      </w:r>
+      <w:proofErr w:type="spellEnd"/>
+      <w:r>
+        <w:t>.</w:t>
       </w:r>
     </w:p>
     <w:p>
@@ -10215,7 +11050,15 @@
         <w:jc w:val="both"/>
       </w:pPr>
       <w:r>
-        <w:t>Customer segmentation using K-Means clustering grouped customers into meaningful behavioral categories.</w:t>
+        <w:t xml:space="preserve">Customer segmentation using K-Means clustering grouped customers into meaningful </w:t>
+      </w:r>
+      <w:proofErr w:type="spellStart"/>
+      <w:r>
+        <w:t>behavioral</w:t>
+      </w:r>
+      <w:proofErr w:type="spellEnd"/>
+      <w:r>
+        <w:t xml:space="preserve"> categories.</w:t>
       </w:r>
     </w:p>
     <w:p>
@@ -10285,8 +11128,13 @@
         <w:jc w:val="both"/>
       </w:pPr>
       <w:r>
-        <w:t>Understand customer purchasing behavior</w:t>
-      </w:r>
+        <w:t xml:space="preserve">Understand customer purchasing </w:t>
+      </w:r>
+      <w:proofErr w:type="spellStart"/>
+      <w:r>
+        <w:t>behavior</w:t>
+      </w:r>
+      <w:proofErr w:type="spellEnd"/>
     </w:p>
     <w:p>
       <w:pPr>
@@ -10853,7 +11701,27 @@
           <w:szCs w:val="24"/>
           <w:lang w:eastAsia="en-IN"/>
         </w:rPr>
-        <w:t>A large number of customers fall under Warm and Lost categories, indicating reduced customer engagement.</w:t>
+        <w:t xml:space="preserve">A large number of customers fall under Warm and </w:t>
+      </w:r>
+      <w:proofErr w:type="gramStart"/>
+      <w:r>
+        <w:rPr>
+          <w:rFonts w:ascii="Times New Roman" w:eastAsia="Times New Roman" w:hAnsi="Times New Roman" w:cs="Times New Roman"/>
+          <w:sz w:val="24"/>
+          <w:szCs w:val="24"/>
+          <w:lang w:eastAsia="en-IN"/>
+        </w:rPr>
+        <w:t>Lost</w:t>
+      </w:r>
+      <w:proofErr w:type="gramEnd"/>
+      <w:r>
+        <w:rPr>
+          <w:rFonts w:ascii="Times New Roman" w:eastAsia="Times New Roman" w:hAnsi="Times New Roman" w:cs="Times New Roman"/>
+          <w:sz w:val="24"/>
+          <w:szCs w:val="24"/>
+          <w:lang w:eastAsia="en-IN"/>
+        </w:rPr>
+        <w:t xml:space="preserve"> categories, indicating reduced customer engagement.</w:t>
       </w:r>
     </w:p>
     <w:p>
@@ -12291,7 +13159,15 @@
         <w:spacing w:line="360" w:lineRule="auto"/>
       </w:pPr>
       <w:r>
-        <w:t>The dashboard provided a complete overview of customer behavior and business performance.</w:t>
+        <w:t xml:space="preserve">The dashboard provided a complete overview of customer </w:t>
+      </w:r>
+      <w:proofErr w:type="spellStart"/>
+      <w:r>
+        <w:t>behavior</w:t>
+      </w:r>
+      <w:proofErr w:type="spellEnd"/>
+      <w:r>
+        <w:t xml:space="preserve"> and business performance.</w:t>
       </w:r>
     </w:p>
     <w:p>
@@ -12417,15 +13293,27 @@
         </w:rPr>
         <w:t xml:space="preserve">. </w:t>
       </w:r>
-      <w:r>
-        <w:rPr>
-          <w:rFonts w:ascii="Times New Roman" w:eastAsia="Times New Roman" w:hAnsi="Times New Roman" w:cs="Times New Roman"/>
-          <w:bCs/>
-          <w:sz w:val="24"/>
-          <w:szCs w:val="24"/>
-          <w:lang w:eastAsia="en-IN"/>
-        </w:rPr>
-        <w:t>PowerBI Dashboard</w:t>
+      <w:proofErr w:type="spellStart"/>
+      <w:r>
+        <w:rPr>
+          <w:rFonts w:ascii="Times New Roman" w:eastAsia="Times New Roman" w:hAnsi="Times New Roman" w:cs="Times New Roman"/>
+          <w:bCs/>
+          <w:sz w:val="24"/>
+          <w:szCs w:val="24"/>
+          <w:lang w:eastAsia="en-IN"/>
+        </w:rPr>
+        <w:t>PowerBI</w:t>
+      </w:r>
+      <w:proofErr w:type="spellEnd"/>
+      <w:r>
+        <w:rPr>
+          <w:rFonts w:ascii="Times New Roman" w:eastAsia="Times New Roman" w:hAnsi="Times New Roman" w:cs="Times New Roman"/>
+          <w:bCs/>
+          <w:sz w:val="24"/>
+          <w:szCs w:val="24"/>
+          <w:lang w:eastAsia="en-IN"/>
+        </w:rPr>
+        <w:t xml:space="preserve"> Dashboard</w:t>
       </w:r>
     </w:p>
     <w:p>
@@ -12671,7 +13559,27 @@
           <w:szCs w:val="24"/>
           <w:lang w:eastAsia="en-IN"/>
         </w:rPr>
-        <w:t>The dashboard enables businesses to monitor customer behavior and make strategic decisions effectively.</w:t>
+        <w:t xml:space="preserve">The dashboard enables businesses to monitor customer </w:t>
+      </w:r>
+      <w:proofErr w:type="spellStart"/>
+      <w:r>
+        <w:rPr>
+          <w:rFonts w:ascii="Times New Roman" w:eastAsia="Times New Roman" w:hAnsi="Times New Roman" w:cs="Times New Roman"/>
+          <w:sz w:val="24"/>
+          <w:szCs w:val="24"/>
+          <w:lang w:eastAsia="en-IN"/>
+        </w:rPr>
+        <w:t>behavior</w:t>
+      </w:r>
+      <w:proofErr w:type="spellEnd"/>
+      <w:r>
+        <w:rPr>
+          <w:rFonts w:ascii="Times New Roman" w:eastAsia="Times New Roman" w:hAnsi="Times New Roman" w:cs="Times New Roman"/>
+          <w:sz w:val="24"/>
+          <w:szCs w:val="24"/>
+          <w:lang w:eastAsia="en-IN"/>
+        </w:rPr>
+        <w:t xml:space="preserve"> and make strategic decisions effectively.</w:t>
       </w:r>
     </w:p>
     <w:p>
@@ -12944,7 +13852,27 @@
           <w:szCs w:val="24"/>
           <w:lang w:eastAsia="en-IN"/>
         </w:rPr>
-        <w:t>The dataset used is static and does not reflect real-time customer behavior.</w:t>
+        <w:t xml:space="preserve">The dataset used is static and does not reflect real-time customer </w:t>
+      </w:r>
+      <w:proofErr w:type="spellStart"/>
+      <w:r>
+        <w:rPr>
+          <w:rFonts w:ascii="Times New Roman" w:eastAsia="Times New Roman" w:hAnsi="Times New Roman" w:cs="Times New Roman"/>
+          <w:sz w:val="24"/>
+          <w:szCs w:val="24"/>
+          <w:lang w:eastAsia="en-IN"/>
+        </w:rPr>
+        <w:t>behavior</w:t>
+      </w:r>
+      <w:proofErr w:type="spellEnd"/>
+      <w:r>
+        <w:rPr>
+          <w:rFonts w:ascii="Times New Roman" w:eastAsia="Times New Roman" w:hAnsi="Times New Roman" w:cs="Times New Roman"/>
+          <w:sz w:val="24"/>
+          <w:szCs w:val="24"/>
+          <w:lang w:eastAsia="en-IN"/>
+        </w:rPr>
+        <w:t>.</w:t>
       </w:r>
     </w:p>
     <w:p>
@@ -12996,7 +13924,27 @@
           <w:szCs w:val="24"/>
           <w:lang w:eastAsia="en-IN"/>
         </w:rPr>
-        <w:t>Churn was defined using a simple rule (Recency &gt; 90 days), which may not capture all real-world scenarios.</w:t>
+        <w:t>Churn was defined using a simple rule (</w:t>
+      </w:r>
+      <w:proofErr w:type="spellStart"/>
+      <w:r>
+        <w:rPr>
+          <w:rFonts w:ascii="Times New Roman" w:eastAsia="Times New Roman" w:hAnsi="Times New Roman" w:cs="Times New Roman"/>
+          <w:sz w:val="24"/>
+          <w:szCs w:val="24"/>
+          <w:lang w:eastAsia="en-IN"/>
+        </w:rPr>
+        <w:t>Recency</w:t>
+      </w:r>
+      <w:proofErr w:type="spellEnd"/>
+      <w:r>
+        <w:rPr>
+          <w:rFonts w:ascii="Times New Roman" w:eastAsia="Times New Roman" w:hAnsi="Times New Roman" w:cs="Times New Roman"/>
+          <w:sz w:val="24"/>
+          <w:szCs w:val="24"/>
+          <w:lang w:eastAsia="en-IN"/>
+        </w:rPr>
+        <w:t xml:space="preserve"> &gt; 90 days), which may not capture all real-world scenarios.</w:t>
       </w:r>
     </w:p>
     <w:p>
@@ -13121,14 +14069,25 @@
           <w:lang w:eastAsia="en-IN"/>
         </w:rPr>
       </w:pPr>
-      <w:r>
-        <w:rPr>
-          <w:rFonts w:ascii="Times New Roman" w:eastAsia="Times New Roman" w:hAnsi="Times New Roman" w:cs="Times New Roman"/>
-          <w:sz w:val="24"/>
-          <w:szCs w:val="24"/>
-          <w:lang w:eastAsia="en-IN"/>
-        </w:rPr>
-        <w:t>XGBoost implementation</w:t>
+      <w:proofErr w:type="spellStart"/>
+      <w:r>
+        <w:rPr>
+          <w:rFonts w:ascii="Times New Roman" w:eastAsia="Times New Roman" w:hAnsi="Times New Roman" w:cs="Times New Roman"/>
+          <w:sz w:val="24"/>
+          <w:szCs w:val="24"/>
+          <w:lang w:eastAsia="en-IN"/>
+        </w:rPr>
+        <w:t>XGBoost</w:t>
+      </w:r>
+      <w:proofErr w:type="spellEnd"/>
+      <w:r>
+        <w:rPr>
+          <w:rFonts w:ascii="Times New Roman" w:eastAsia="Times New Roman" w:hAnsi="Times New Roman" w:cs="Times New Roman"/>
+          <w:sz w:val="24"/>
+          <w:szCs w:val="24"/>
+          <w:lang w:eastAsia="en-IN"/>
+        </w:rPr>
+        <w:t xml:space="preserve"> implementation</w:t>
       </w:r>
     </w:p>
     <w:p>
@@ -13346,7 +14305,23 @@
           <w:sz w:val="24"/>
           <w:szCs w:val="24"/>
         </w:rPr>
-        <w:t>V. Jyothsna – 24BCD7240</w:t>
+        <w:t xml:space="preserve">V. </w:t>
+      </w:r>
+      <w:proofErr w:type="spellStart"/>
+      <w:r>
+        <w:rPr>
+          <w:sz w:val="24"/>
+          <w:szCs w:val="24"/>
+        </w:rPr>
+        <w:t>Jyothsna</w:t>
+      </w:r>
+      <w:proofErr w:type="spellEnd"/>
+      <w:r>
+        <w:rPr>
+          <w:sz w:val="24"/>
+          <w:szCs w:val="24"/>
+        </w:rPr>
+        <w:t xml:space="preserve"> – 24BCD7240</w:t>
       </w:r>
     </w:p>
     <w:p>
@@ -13360,8 +14335,13 @@
         <w:jc w:val="both"/>
       </w:pPr>
       <w:r>
-        <w:t>Performed data collection and preprocessing</w:t>
-      </w:r>
+        <w:t xml:space="preserve">Performed data collection and </w:t>
+      </w:r>
+      <w:proofErr w:type="spellStart"/>
+      <w:r>
+        <w:t>preprocessing</w:t>
+      </w:r>
+      <w:proofErr w:type="spellEnd"/>
     </w:p>
     <w:p>
       <w:pPr>
@@ -13434,7 +14414,23 @@
           <w:sz w:val="24"/>
           <w:szCs w:val="24"/>
         </w:rPr>
-        <w:t>K. Likhita – 24BCD7226</w:t>
+        <w:t xml:space="preserve">K. </w:t>
+      </w:r>
+      <w:proofErr w:type="spellStart"/>
+      <w:r>
+        <w:rPr>
+          <w:sz w:val="24"/>
+          <w:szCs w:val="24"/>
+        </w:rPr>
+        <w:t>Likhita</w:t>
+      </w:r>
+      <w:proofErr w:type="spellEnd"/>
+      <w:r>
+        <w:rPr>
+          <w:sz w:val="24"/>
+          <w:szCs w:val="24"/>
+        </w:rPr>
+        <w:t xml:space="preserve"> – 24BCD7226</w:t>
       </w:r>
     </w:p>
     <w:p>
@@ -13490,7 +14486,15 @@
         <w:jc w:val="both"/>
       </w:pPr>
       <w:r>
-        <w:t>Worked on customer lifecycle analysis and Streamlit integration</w:t>
+        <w:t xml:space="preserve">Worked on customer lifecycle analysis and </w:t>
+      </w:r>
+      <w:proofErr w:type="spellStart"/>
+      <w:r>
+        <w:t>Streamlit</w:t>
+      </w:r>
+      <w:proofErr w:type="spellEnd"/>
+      <w:r>
+        <w:t xml:space="preserve"> integration</w:t>
       </w:r>
     </w:p>
     <w:p>
@@ -13675,7 +14679,47 @@
           <w:szCs w:val="24"/>
           <w:lang w:eastAsia="en-IN"/>
         </w:rPr>
-        <w:t>The project successfully applied data mining and machine learning techniques to analyze retail customer behavior. Through segmentation, churn prediction, and dashboard visualization, the system generated meaningful business insights that support better decision-making and customer retention strategies.</w:t>
+        <w:t xml:space="preserve">The project successfully applied data mining and machine learning techniques to </w:t>
+      </w:r>
+      <w:proofErr w:type="spellStart"/>
+      <w:r>
+        <w:rPr>
+          <w:rFonts w:ascii="Times New Roman" w:eastAsia="Times New Roman" w:hAnsi="Times New Roman" w:cs="Times New Roman"/>
+          <w:sz w:val="24"/>
+          <w:szCs w:val="24"/>
+          <w:lang w:eastAsia="en-IN"/>
+        </w:rPr>
+        <w:t>analyze</w:t>
+      </w:r>
+      <w:proofErr w:type="spellEnd"/>
+      <w:r>
+        <w:rPr>
+          <w:rFonts w:ascii="Times New Roman" w:eastAsia="Times New Roman" w:hAnsi="Times New Roman" w:cs="Times New Roman"/>
+          <w:sz w:val="24"/>
+          <w:szCs w:val="24"/>
+          <w:lang w:eastAsia="en-IN"/>
+        </w:rPr>
+        <w:t xml:space="preserve"> retail customer </w:t>
+      </w:r>
+      <w:proofErr w:type="spellStart"/>
+      <w:r>
+        <w:rPr>
+          <w:rFonts w:ascii="Times New Roman" w:eastAsia="Times New Roman" w:hAnsi="Times New Roman" w:cs="Times New Roman"/>
+          <w:sz w:val="24"/>
+          <w:szCs w:val="24"/>
+          <w:lang w:eastAsia="en-IN"/>
+        </w:rPr>
+        <w:t>behavior</w:t>
+      </w:r>
+      <w:proofErr w:type="spellEnd"/>
+      <w:r>
+        <w:rPr>
+          <w:rFonts w:ascii="Times New Roman" w:eastAsia="Times New Roman" w:hAnsi="Times New Roman" w:cs="Times New Roman"/>
+          <w:sz w:val="24"/>
+          <w:szCs w:val="24"/>
+          <w:lang w:eastAsia="en-IN"/>
+        </w:rPr>
+        <w:t>. Through segmentation, churn prediction, and dashboard visualization, the system generated meaningful business insights that support better decision-making and customer retention strategies.</w:t>
       </w:r>
     </w:p>
     <w:p>
@@ -13749,14 +14793,25 @@
           <w:lang w:eastAsia="en-IN"/>
         </w:rPr>
       </w:pPr>
-      <w:r>
-        <w:rPr>
-          <w:rFonts w:ascii="Times New Roman" w:eastAsia="Times New Roman" w:hAnsi="Times New Roman" w:cs="Times New Roman"/>
-          <w:sz w:val="24"/>
-          <w:szCs w:val="24"/>
-          <w:lang w:eastAsia="en-IN"/>
-        </w:rPr>
-        <w:t xml:space="preserve">Scikit-learn Documentation – </w:t>
+      <w:proofErr w:type="spellStart"/>
+      <w:r>
+        <w:rPr>
+          <w:rFonts w:ascii="Times New Roman" w:eastAsia="Times New Roman" w:hAnsi="Times New Roman" w:cs="Times New Roman"/>
+          <w:sz w:val="24"/>
+          <w:szCs w:val="24"/>
+          <w:lang w:eastAsia="en-IN"/>
+        </w:rPr>
+        <w:t>Scikit</w:t>
+      </w:r>
+      <w:proofErr w:type="spellEnd"/>
+      <w:r>
+        <w:rPr>
+          <w:rFonts w:ascii="Times New Roman" w:eastAsia="Times New Roman" w:hAnsi="Times New Roman" w:cs="Times New Roman"/>
+          <w:sz w:val="24"/>
+          <w:szCs w:val="24"/>
+          <w:lang w:eastAsia="en-IN"/>
+        </w:rPr>
+        <w:t xml:space="preserve">-learn Documentation – </w:t>
       </w:r>
       <w:hyperlink r:id="rId16" w:history="1">
         <w:r>
@@ -13825,14 +14880,25 @@
           <w:lang w:eastAsia="en-IN"/>
         </w:rPr>
       </w:pPr>
-      <w:r>
-        <w:rPr>
-          <w:rFonts w:ascii="Times New Roman" w:eastAsia="Times New Roman" w:hAnsi="Times New Roman" w:cs="Times New Roman"/>
-          <w:sz w:val="24"/>
-          <w:szCs w:val="24"/>
-          <w:lang w:eastAsia="en-IN"/>
-        </w:rPr>
-        <w:t xml:space="preserve">NumPy Documentation – </w:t>
+      <w:proofErr w:type="spellStart"/>
+      <w:r>
+        <w:rPr>
+          <w:rFonts w:ascii="Times New Roman" w:eastAsia="Times New Roman" w:hAnsi="Times New Roman" w:cs="Times New Roman"/>
+          <w:sz w:val="24"/>
+          <w:szCs w:val="24"/>
+          <w:lang w:eastAsia="en-IN"/>
+        </w:rPr>
+        <w:t>NumPy</w:t>
+      </w:r>
+      <w:proofErr w:type="spellEnd"/>
+      <w:r>
+        <w:rPr>
+          <w:rFonts w:ascii="Times New Roman" w:eastAsia="Times New Roman" w:hAnsi="Times New Roman" w:cs="Times New Roman"/>
+          <w:sz w:val="24"/>
+          <w:szCs w:val="24"/>
+          <w:lang w:eastAsia="en-IN"/>
+        </w:rPr>
+        <w:t xml:space="preserve"> Documentation – </w:t>
       </w:r>
       <w:hyperlink r:id="rId18" w:history="1">
         <w:r>
@@ -13863,14 +14929,25 @@
           <w:lang w:eastAsia="en-IN"/>
         </w:rPr>
       </w:pPr>
-      <w:r>
-        <w:rPr>
-          <w:rFonts w:ascii="Times New Roman" w:eastAsia="Times New Roman" w:hAnsi="Times New Roman" w:cs="Times New Roman"/>
-          <w:sz w:val="24"/>
-          <w:szCs w:val="24"/>
-          <w:lang w:eastAsia="en-IN"/>
-        </w:rPr>
-        <w:t xml:space="preserve">Streamlit Documentation – </w:t>
+      <w:proofErr w:type="spellStart"/>
+      <w:r>
+        <w:rPr>
+          <w:rFonts w:ascii="Times New Roman" w:eastAsia="Times New Roman" w:hAnsi="Times New Roman" w:cs="Times New Roman"/>
+          <w:sz w:val="24"/>
+          <w:szCs w:val="24"/>
+          <w:lang w:eastAsia="en-IN"/>
+        </w:rPr>
+        <w:t>Streamlit</w:t>
+      </w:r>
+      <w:proofErr w:type="spellEnd"/>
+      <w:r>
+        <w:rPr>
+          <w:rFonts w:ascii="Times New Roman" w:eastAsia="Times New Roman" w:hAnsi="Times New Roman" w:cs="Times New Roman"/>
+          <w:sz w:val="24"/>
+          <w:szCs w:val="24"/>
+          <w:lang w:eastAsia="en-IN"/>
+        </w:rPr>
+        <w:t xml:space="preserve"> Documentation – </w:t>
       </w:r>
       <w:hyperlink r:id="rId19" w:history="1">
         <w:r>
@@ -13939,14 +15016,25 @@
           <w:lang w:eastAsia="en-IN"/>
         </w:rPr>
       </w:pPr>
-      <w:r>
-        <w:rPr>
-          <w:rFonts w:ascii="Times New Roman" w:eastAsia="Times New Roman" w:hAnsi="Times New Roman" w:cs="Times New Roman"/>
-          <w:sz w:val="24"/>
-          <w:szCs w:val="24"/>
-          <w:lang w:eastAsia="en-IN"/>
-        </w:rPr>
-        <w:t xml:space="preserve">Kaggle Retail Dataset – </w:t>
+      <w:proofErr w:type="spellStart"/>
+      <w:r>
+        <w:rPr>
+          <w:rFonts w:ascii="Times New Roman" w:eastAsia="Times New Roman" w:hAnsi="Times New Roman" w:cs="Times New Roman"/>
+          <w:sz w:val="24"/>
+          <w:szCs w:val="24"/>
+          <w:lang w:eastAsia="en-IN"/>
+        </w:rPr>
+        <w:t>Kaggle</w:t>
+      </w:r>
+      <w:proofErr w:type="spellEnd"/>
+      <w:r>
+        <w:rPr>
+          <w:rFonts w:ascii="Times New Roman" w:eastAsia="Times New Roman" w:hAnsi="Times New Roman" w:cs="Times New Roman"/>
+          <w:sz w:val="24"/>
+          <w:szCs w:val="24"/>
+          <w:lang w:eastAsia="en-IN"/>
+        </w:rPr>
+        <w:t xml:space="preserve"> Retail Dataset – </w:t>
       </w:r>
       <w:hyperlink r:id="rId21" w:history="1">
         <w:r>
@@ -13961,6 +15049,107 @@
           <w:t>https://www.kaggle.com</w:t>
         </w:r>
       </w:hyperlink>
+      <w:bookmarkStart w:id="0" w:name="_GoBack"/>
+      <w:bookmarkEnd w:id="0"/>
+    </w:p>
+    <w:p>
+      <w:pPr>
+        <w:spacing w:before="100" w:beforeAutospacing="1" w:after="100" w:afterAutospacing="1" w:line="360" w:lineRule="auto"/>
+        <w:jc w:val="center"/>
+        <w:rPr>
+          <w:rFonts w:ascii="Times New Roman" w:eastAsia="Times New Roman" w:hAnsi="Times New Roman" w:cs="Times New Roman"/>
+          <w:sz w:val="24"/>
+          <w:szCs w:val="24"/>
+          <w:lang w:eastAsia="en-IN"/>
+        </w:rPr>
+      </w:pPr>
+    </w:p>
+    <w:p>
+      <w:pPr>
+        <w:spacing w:before="100" w:beforeAutospacing="1" w:after="100" w:afterAutospacing="1" w:line="360" w:lineRule="auto"/>
+        <w:jc w:val="both"/>
+        <w:rPr>
+          <w:rFonts w:ascii="Times New Roman" w:eastAsia="Times New Roman" w:hAnsi="Times New Roman" w:cs="Times New Roman"/>
+          <w:sz w:val="24"/>
+          <w:szCs w:val="24"/>
+          <w:lang w:eastAsia="en-IN"/>
+        </w:rPr>
+      </w:pPr>
+      <w:proofErr w:type="spellStart"/>
+      <w:r>
+        <w:rPr>
+          <w:rFonts w:ascii="Times New Roman" w:eastAsia="Times New Roman" w:hAnsi="Times New Roman" w:cs="Times New Roman"/>
+          <w:b/>
+          <w:sz w:val="24"/>
+          <w:szCs w:val="24"/>
+          <w:lang w:eastAsia="en-IN"/>
+        </w:rPr>
+        <w:t>Github</w:t>
+      </w:r>
+      <w:proofErr w:type="spellEnd"/>
+      <w:r>
+        <w:rPr>
+          <w:rFonts w:ascii="Times New Roman" w:eastAsia="Times New Roman" w:hAnsi="Times New Roman" w:cs="Times New Roman"/>
+          <w:b/>
+          <w:sz w:val="24"/>
+          <w:szCs w:val="24"/>
+          <w:lang w:eastAsia="en-IN"/>
+        </w:rPr>
+        <w:t xml:space="preserve"> Link:</w:t>
+      </w:r>
+      <w:r>
+        <w:rPr>
+          <w:rFonts w:ascii="Times New Roman" w:eastAsia="Times New Roman" w:hAnsi="Times New Roman" w:cs="Times New Roman"/>
+          <w:sz w:val="24"/>
+          <w:szCs w:val="24"/>
+          <w:lang w:eastAsia="en-IN"/>
+        </w:rPr>
+        <w:t xml:space="preserve"> </w:t>
+      </w:r>
+      <w:hyperlink r:id="rId22" w:history="1">
+        <w:proofErr w:type="spellStart"/>
+        <w:r>
+          <w:rPr>
+            <w:rStyle w:val="Hyperlink"/>
+            <w:rFonts w:ascii="Times New Roman" w:eastAsia="Times New Roman" w:hAnsi="Times New Roman" w:cs="Times New Roman"/>
+            <w:sz w:val="24"/>
+            <w:szCs w:val="24"/>
+            <w:lang w:eastAsia="en-IN"/>
+          </w:rPr>
+          <w:t>GitHub</w:t>
+        </w:r>
+        <w:proofErr w:type="spellEnd"/>
+        <w:r>
+          <w:rPr>
+            <w:rStyle w:val="Hyperlink"/>
+            <w:rFonts w:ascii="Times New Roman" w:eastAsia="Times New Roman" w:hAnsi="Times New Roman" w:cs="Times New Roman"/>
+            <w:sz w:val="24"/>
+            <w:szCs w:val="24"/>
+            <w:lang w:eastAsia="en-IN"/>
+          </w:rPr>
+          <w:t xml:space="preserve"> Project R</w:t>
+        </w:r>
+        <w:r>
+          <w:rPr>
+            <w:rStyle w:val="Hyperlink"/>
+            <w:rFonts w:ascii="Times New Roman" w:eastAsia="Times New Roman" w:hAnsi="Times New Roman" w:cs="Times New Roman"/>
+            <w:sz w:val="24"/>
+            <w:szCs w:val="24"/>
+            <w:lang w:eastAsia="en-IN"/>
+          </w:rPr>
+          <w:t>e</w:t>
+        </w:r>
+        <w:r>
+          <w:rPr>
+            <w:rStyle w:val="Hyperlink"/>
+            <w:rFonts w:ascii="Times New Roman" w:eastAsia="Times New Roman" w:hAnsi="Times New Roman" w:cs="Times New Roman"/>
+            <w:sz w:val="24"/>
+            <w:szCs w:val="24"/>
+            <w:lang w:eastAsia="en-IN"/>
+          </w:rPr>
+          <w:t>pository</w:t>
+        </w:r>
+      </w:hyperlink>
     </w:p>
     <w:p>
       <w:pPr>
@@ -14002,7 +15191,7 @@
       </w:pPr>
     </w:p>
     <w:sectPr>
-      <w:footerReference w:type="default" r:id="rId22"/>
+      <w:footerReference w:type="default" r:id="rId23"/>
       <w:pgSz w:w="11906" w:h="16838"/>
       <w:pgMar w:top="1440" w:right="1440" w:bottom="1440" w:left="1440" w:header="708" w:footer="708" w:gutter="0"/>
       <w:cols w:space="708"/>
@@ -14071,7 +15260,7 @@
           <w:rPr>
             <w:noProof/>
           </w:rPr>
-          <w:t>4</w:t>
+          <w:t>25</w:t>
         </w:r>
         <w:r>
           <w:rPr>
@@ -18940,7 +20129,6 @@
     <w:name w:val="Hyperlink"/>
     <w:basedOn w:val="DefaultParagraphFont"/>
     <w:uiPriority w:val="99"/>
-    <w:semiHidden/>
     <w:unhideWhenUsed/>
     <w:rsid w:val="00B53681"/>
     <w:rPr>
@@ -19037,6 +20225,18 @@
     <w:name w:val="a_gcmg"/>
     <w:basedOn w:val="DefaultParagraphFont"/>
     <w:rsid w:val="00B1188E"/>
+  </w:style>
+  <w:style w:type="character" w:styleId="FollowedHyperlink">
+    <w:name w:val="FollowedHyperlink"/>
+    <w:basedOn w:val="DefaultParagraphFont"/>
+    <w:uiPriority w:val="99"/>
+    <w:semiHidden/>
+    <w:unhideWhenUsed/>
+    <w:rsid w:val="00F76253"/>
+    <w:rPr>
+      <w:color w:val="954F72" w:themeColor="followedHyperlink"/>
+      <w:u w:val="single"/>
+    </w:rPr>
   </w:style>
 </w:styles>
 </file>
@@ -19307,7 +20507,7 @@
 </file>
 
 <file path=customXml/itemProps1.xml><?xml version="1.0" encoding="utf-8"?>
-<ds:datastoreItem xmlns:ds="http://schemas.openxmlformats.org/officeDocument/2006/customXml" ds:itemID="{4586CEB7-66FE-4D76-A05B-7FC38D8C30A8}">
+<ds:datastoreItem xmlns:ds="http://schemas.openxmlformats.org/officeDocument/2006/customXml" ds:itemID="{4AF40F25-495A-47CB-8AF0-E057A2D0E732}">
   <ds:schemaRefs>
     <ds:schemaRef ds:uri="http://schemas.openxmlformats.org/officeDocument/2006/bibliography"/>
   </ds:schemaRefs>

--- a/Data Project Report.docx
+++ b/Data Project Report.docx
@@ -602,9 +602,7 @@
         <w:outlineLvl w:val="2"/>
         <w:rPr>
           <w:rFonts w:ascii="Times New Roman" w:eastAsia="Times New Roman" w:hAnsi="Times New Roman" w:cs="Times New Roman"/>
-          <w:b/>
-          <w:bCs/>
-          <w:kern w:val="36"/>
+          <w:bCs/>
           <w:sz w:val="28"/>
           <w:szCs w:val="28"/>
           <w:lang w:eastAsia="en-IN"/>
@@ -614,30 +612,149 @@
     <w:p>
       <w:pPr>
         <w:spacing w:before="100" w:beforeAutospacing="1" w:after="100" w:afterAutospacing="1" w:line="240" w:lineRule="auto"/>
+        <w:jc w:val="both"/>
         <w:outlineLvl w:val="2"/>
         <w:rPr>
-          <w:rFonts w:ascii="Arial" w:eastAsia="Times New Roman" w:hAnsi="Arial" w:cs="Arial"/>
-          <w:b/>
-          <w:bCs/>
-          <w:kern w:val="36"/>
+          <w:rFonts w:ascii="Times New Roman" w:eastAsia="Times New Roman" w:hAnsi="Times New Roman" w:cs="Times New Roman"/>
+          <w:bCs/>
           <w:sz w:val="28"/>
           <w:szCs w:val="28"/>
           <w:lang w:eastAsia="en-IN"/>
         </w:rPr>
       </w:pPr>
-    </w:p>
-    <w:p>
-      <w:pPr>
-        <w:pStyle w:val="Heading1"/>
-        <w:spacing w:line="360" w:lineRule="auto"/>
-        <w:jc w:val="both"/>
-        <w:rPr>
+      <w:proofErr w:type="spellStart"/>
+      <w:r>
+        <w:rPr>
+          <w:rFonts w:ascii="Times New Roman" w:eastAsia="Times New Roman" w:hAnsi="Times New Roman" w:cs="Times New Roman"/>
+          <w:b/>
+          <w:bCs/>
           <w:sz w:val="28"/>
           <w:szCs w:val="28"/>
-        </w:rPr>
-      </w:pPr>
-      <w:r>
-        <w:rPr>
+          <w:lang w:eastAsia="en-IN"/>
+        </w:rPr>
+        <w:t>Github</w:t>
+      </w:r>
+      <w:proofErr w:type="spellEnd"/>
+      <w:r>
+        <w:rPr>
+          <w:rFonts w:ascii="Times New Roman" w:eastAsia="Times New Roman" w:hAnsi="Times New Roman" w:cs="Times New Roman"/>
+          <w:b/>
+          <w:bCs/>
+          <w:sz w:val="28"/>
+          <w:szCs w:val="28"/>
+          <w:lang w:eastAsia="en-IN"/>
+        </w:rPr>
+        <w:t xml:space="preserve"> </w:t>
+      </w:r>
+      <w:r>
+        <w:rPr>
+          <w:rFonts w:ascii="Times New Roman" w:eastAsia="Times New Roman" w:hAnsi="Times New Roman" w:cs="Times New Roman"/>
+          <w:b/>
+          <w:bCs/>
+          <w:sz w:val="28"/>
+          <w:szCs w:val="28"/>
+          <w:lang w:eastAsia="en-IN"/>
+        </w:rPr>
+        <w:t>Repository</w:t>
+      </w:r>
+      <w:r>
+        <w:rPr>
+          <w:rFonts w:ascii="Times New Roman" w:eastAsia="Times New Roman" w:hAnsi="Times New Roman" w:cs="Times New Roman"/>
+          <w:b/>
+          <w:bCs/>
+          <w:sz w:val="28"/>
+          <w:szCs w:val="28"/>
+          <w:lang w:eastAsia="en-IN"/>
+        </w:rPr>
+        <w:t>:</w:t>
+      </w:r>
+      <w:r>
+        <w:rPr>
+          <w:rFonts w:ascii="Times New Roman" w:eastAsia="Times New Roman" w:hAnsi="Times New Roman" w:cs="Times New Roman"/>
+          <w:b/>
+          <w:bCs/>
+          <w:sz w:val="28"/>
+          <w:szCs w:val="28"/>
+          <w:lang w:eastAsia="en-IN"/>
+        </w:rPr>
+        <w:t xml:space="preserve"> </w:t>
+      </w:r>
+      <w:hyperlink r:id="rId9" w:history="1">
+        <w:r>
+          <w:rPr>
+            <w:rStyle w:val="Hyperlink"/>
+            <w:rFonts w:ascii="Times New Roman" w:eastAsia="Times New Roman" w:hAnsi="Times New Roman" w:cs="Times New Roman"/>
+            <w:bCs/>
+            <w:sz w:val="28"/>
+            <w:szCs w:val="28"/>
+            <w:lang w:eastAsia="en-IN"/>
+          </w:rPr>
+          <w:t>Gi</w:t>
+        </w:r>
+        <w:r>
+          <w:rPr>
+            <w:rStyle w:val="Hyperlink"/>
+            <w:rFonts w:ascii="Times New Roman" w:eastAsia="Times New Roman" w:hAnsi="Times New Roman" w:cs="Times New Roman"/>
+            <w:bCs/>
+            <w:sz w:val="28"/>
+            <w:szCs w:val="28"/>
+            <w:lang w:eastAsia="en-IN"/>
+          </w:rPr>
+          <w:t>t</w:t>
+        </w:r>
+        <w:r>
+          <w:rPr>
+            <w:rStyle w:val="Hyperlink"/>
+            <w:rFonts w:ascii="Times New Roman" w:eastAsia="Times New Roman" w:hAnsi="Times New Roman" w:cs="Times New Roman"/>
+            <w:bCs/>
+            <w:sz w:val="28"/>
+            <w:szCs w:val="28"/>
+            <w:lang w:eastAsia="en-IN"/>
+          </w:rPr>
+          <w:t>hu</w:t>
+        </w:r>
+        <w:r>
+          <w:rPr>
+            <w:rStyle w:val="Hyperlink"/>
+            <w:rFonts w:ascii="Times New Roman" w:eastAsia="Times New Roman" w:hAnsi="Times New Roman" w:cs="Times New Roman"/>
+            <w:bCs/>
+            <w:sz w:val="28"/>
+            <w:szCs w:val="28"/>
+            <w:lang w:eastAsia="en-IN"/>
+          </w:rPr>
+          <w:t>b</w:t>
+        </w:r>
+        <w:r>
+          <w:rPr>
+            <w:rStyle w:val="Hyperlink"/>
+            <w:rFonts w:ascii="Times New Roman" w:eastAsia="Times New Roman" w:hAnsi="Times New Roman" w:cs="Times New Roman"/>
+            <w:bCs/>
+            <w:sz w:val="28"/>
+            <w:szCs w:val="28"/>
+            <w:lang w:eastAsia="en-IN"/>
+          </w:rPr>
+          <w:t xml:space="preserve"> Link</w:t>
+        </w:r>
+      </w:hyperlink>
+    </w:p>
+    <w:p>
+      <w:pPr>
+        <w:spacing w:before="100" w:beforeAutospacing="1" w:after="100" w:afterAutospacing="1" w:line="240" w:lineRule="auto"/>
+        <w:jc w:val="both"/>
+        <w:outlineLvl w:val="2"/>
+        <w:rPr>
+          <w:rFonts w:ascii="Times New Roman" w:eastAsia="Times New Roman" w:hAnsi="Times New Roman" w:cs="Times New Roman"/>
+          <w:b/>
+          <w:bCs/>
+          <w:sz w:val="28"/>
+          <w:szCs w:val="28"/>
+          <w:lang w:eastAsia="en-IN"/>
+        </w:rPr>
+      </w:pPr>
+      <w:r>
+        <w:rPr>
+          <w:rFonts w:ascii="Times New Roman" w:hAnsi="Times New Roman" w:cs="Times New Roman"/>
+          <w:b/>
           <w:sz w:val="28"/>
           <w:szCs w:val="28"/>
         </w:rPr>
@@ -3286,6 +3403,18 @@
               </w:rPr>
               <w:t>26</w:t>
             </w:r>
+            <w:r>
+              <w:rPr>
+                <w:rFonts w:ascii="Times New Roman" w:hAnsi="Times New Roman" w:cs="Times New Roman"/>
+                <w:color w:val="222222"/>
+                <w:sz w:val="24"/>
+                <w:szCs w:val="24"/>
+                <w:shd w:val="clear" w:color="auto" w:fill="FFFFFF"/>
+              </w:rPr>
+              <w:t>-27</w:t>
+            </w:r>
+            <w:bookmarkStart w:id="0" w:name="_GoBack"/>
+            <w:bookmarkEnd w:id="0"/>
           </w:p>
         </w:tc>
       </w:tr>
@@ -9985,7 +10114,7 @@
                     <pic:cNvPicPr/>
                   </pic:nvPicPr>
                   <pic:blipFill>
-                    <a:blip r:embed="rId9"/>
+                    <a:blip r:embed="rId10"/>
                     <a:stretch>
                       <a:fillRect/>
                     </a:stretch>
@@ -11489,7 +11618,7 @@
                     <pic:cNvPicPr/>
                   </pic:nvPicPr>
                   <pic:blipFill>
-                    <a:blip r:embed="rId10">
+                    <a:blip r:embed="rId11">
                       <a:extLst>
                         <a:ext uri="{28A0092B-C50C-407E-A947-70E740481C1C}">
                           <a14:useLocalDpi xmlns:a14="http://schemas.microsoft.com/office/drawing/2010/main" val="0"/>
@@ -11830,7 +11959,7 @@
                     <pic:cNvPicPr/>
                   </pic:nvPicPr>
                   <pic:blipFill>
-                    <a:blip r:embed="rId11">
+                    <a:blip r:embed="rId12">
                       <a:extLst>
                         <a:ext uri="{28A0092B-C50C-407E-A947-70E740481C1C}">
                           <a14:useLocalDpi xmlns:a14="http://schemas.microsoft.com/office/drawing/2010/main" val="0"/>
@@ -12167,7 +12296,7 @@
                     <pic:cNvPicPr/>
                   </pic:nvPicPr>
                   <pic:blipFill>
-                    <a:blip r:embed="rId12">
+                    <a:blip r:embed="rId13">
                       <a:extLst>
                         <a:ext uri="{28A0092B-C50C-407E-A947-70E740481C1C}">
                           <a14:useLocalDpi xmlns:a14="http://schemas.microsoft.com/office/drawing/2010/main" val="0"/>
@@ -12524,7 +12653,7 @@
                     <pic:cNvPicPr/>
                   </pic:nvPicPr>
                   <pic:blipFill>
-                    <a:blip r:embed="rId13">
+                    <a:blip r:embed="rId14">
                       <a:extLst>
                         <a:ext uri="{28A0092B-C50C-407E-A947-70E740481C1C}">
                           <a14:useLocalDpi xmlns:a14="http://schemas.microsoft.com/office/drawing/2010/main" val="0"/>
@@ -12867,7 +12996,7 @@
                     <pic:cNvPicPr/>
                   </pic:nvPicPr>
                   <pic:blipFill>
-                    <a:blip r:embed="rId14">
+                    <a:blip r:embed="rId15">
                       <a:extLst>
                         <a:ext uri="{28A0092B-C50C-407E-A947-70E740481C1C}">
                           <a14:useLocalDpi xmlns:a14="http://schemas.microsoft.com/office/drawing/2010/main" val="0"/>
@@ -13232,7 +13361,7 @@
                     </pic:cNvPicPr>
                   </pic:nvPicPr>
                   <pic:blipFill>
-                    <a:blip r:embed="rId15" cstate="print">
+                    <a:blip r:embed="rId16" cstate="print">
                       <a:extLst>
                         <a:ext uri="{28A0092B-C50C-407E-A947-70E740481C1C}">
                           <a14:useLocalDpi xmlns:a14="http://schemas.microsoft.com/office/drawing/2010/main" val="0"/>
@@ -14780,379 +14909,384 @@
     </w:p>
     <w:p>
       <w:pPr>
-        <w:numPr>
-          <w:ilvl w:val="0"/>
-          <w:numId w:val="19"/>
-        </w:numPr>
-        <w:spacing w:before="100" w:beforeAutospacing="1" w:after="100" w:afterAutospacing="1" w:line="360" w:lineRule="auto"/>
-        <w:jc w:val="both"/>
-        <w:rPr>
-          <w:rFonts w:ascii="Times New Roman" w:eastAsia="Times New Roman" w:hAnsi="Times New Roman" w:cs="Times New Roman"/>
-          <w:sz w:val="24"/>
-          <w:szCs w:val="24"/>
-          <w:lang w:eastAsia="en-IN"/>
-        </w:rPr>
-      </w:pPr>
+        <w:pStyle w:val="NormalWeb"/>
+      </w:pPr>
+      <w:r>
+        <w:t xml:space="preserve"> </w:t>
+      </w:r>
+      <w:r>
+        <w:t xml:space="preserve">[1] </w:t>
+      </w:r>
       <w:proofErr w:type="spellStart"/>
       <w:r>
-        <w:rPr>
-          <w:rFonts w:ascii="Times New Roman" w:eastAsia="Times New Roman" w:hAnsi="Times New Roman" w:cs="Times New Roman"/>
-          <w:sz w:val="24"/>
-          <w:szCs w:val="24"/>
-          <w:lang w:eastAsia="en-IN"/>
-        </w:rPr>
         <w:t>Scikit</w:t>
       </w:r>
       <w:proofErr w:type="spellEnd"/>
       <w:r>
-        <w:rPr>
-          <w:rFonts w:ascii="Times New Roman" w:eastAsia="Times New Roman" w:hAnsi="Times New Roman" w:cs="Times New Roman"/>
-          <w:sz w:val="24"/>
-          <w:szCs w:val="24"/>
-          <w:lang w:eastAsia="en-IN"/>
-        </w:rPr>
-        <w:t xml:space="preserve">-learn Documentation – </w:t>
-      </w:r>
-      <w:hyperlink r:id="rId16" w:history="1">
-        <w:r>
-          <w:rPr>
-            <w:rFonts w:ascii="Times New Roman" w:eastAsia="Times New Roman" w:hAnsi="Times New Roman" w:cs="Times New Roman"/>
-            <w:color w:val="0000FF"/>
-            <w:sz w:val="24"/>
-            <w:szCs w:val="24"/>
-            <w:u w:val="single"/>
-            <w:lang w:eastAsia="en-IN"/>
-          </w:rPr>
-          <w:t>https://scikit-learn.org</w:t>
-        </w:r>
-      </w:hyperlink>
-    </w:p>
-    <w:p>
-      <w:pPr>
-        <w:numPr>
-          <w:ilvl w:val="0"/>
-          <w:numId w:val="19"/>
-        </w:numPr>
-        <w:spacing w:before="100" w:beforeAutospacing="1" w:after="100" w:afterAutospacing="1" w:line="360" w:lineRule="auto"/>
-        <w:jc w:val="both"/>
-        <w:rPr>
-          <w:rFonts w:ascii="Times New Roman" w:eastAsia="Times New Roman" w:hAnsi="Times New Roman" w:cs="Times New Roman"/>
-          <w:sz w:val="24"/>
-          <w:szCs w:val="24"/>
-          <w:lang w:eastAsia="en-IN"/>
-        </w:rPr>
-      </w:pPr>
-      <w:r>
-        <w:rPr>
-          <w:rFonts w:ascii="Times New Roman" w:eastAsia="Times New Roman" w:hAnsi="Times New Roman" w:cs="Times New Roman"/>
-          <w:sz w:val="24"/>
-          <w:szCs w:val="24"/>
-          <w:lang w:eastAsia="en-IN"/>
-        </w:rPr>
-        <w:t xml:space="preserve">Pandas Documentation – </w:t>
+        <w:t xml:space="preserve">-learn Documentation. Available: </w:t>
       </w:r>
       <w:hyperlink r:id="rId17" w:history="1">
         <w:r>
           <w:rPr>
-            <w:rFonts w:ascii="Times New Roman" w:eastAsia="Times New Roman" w:hAnsi="Times New Roman" w:cs="Times New Roman"/>
-            <w:color w:val="0000FF"/>
-            <w:sz w:val="24"/>
-            <w:szCs w:val="24"/>
-            <w:u w:val="single"/>
-            <w:lang w:eastAsia="en-IN"/>
+            <w:rStyle w:val="Hyperlink"/>
           </w:rPr>
-          <w:t>https://pandas.pydata.org</w:t>
-        </w:r>
-      </w:hyperlink>
-    </w:p>
-    <w:p>
-      <w:pPr>
-        <w:numPr>
-          <w:ilvl w:val="0"/>
-          <w:numId w:val="19"/>
-        </w:numPr>
-        <w:spacing w:before="100" w:beforeAutospacing="1" w:after="100" w:afterAutospacing="1" w:line="360" w:lineRule="auto"/>
-        <w:jc w:val="both"/>
-        <w:rPr>
-          <w:rFonts w:ascii="Times New Roman" w:eastAsia="Times New Roman" w:hAnsi="Times New Roman" w:cs="Times New Roman"/>
-          <w:sz w:val="24"/>
-          <w:szCs w:val="24"/>
-          <w:lang w:eastAsia="en-IN"/>
-        </w:rPr>
-      </w:pPr>
-      <w:proofErr w:type="spellStart"/>
-      <w:r>
-        <w:rPr>
-          <w:rFonts w:ascii="Times New Roman" w:eastAsia="Times New Roman" w:hAnsi="Times New Roman" w:cs="Times New Roman"/>
-          <w:sz w:val="24"/>
-          <w:szCs w:val="24"/>
-          <w:lang w:eastAsia="en-IN"/>
-        </w:rPr>
-        <w:t>NumPy</w:t>
-      </w:r>
-      <w:proofErr w:type="spellEnd"/>
-      <w:r>
-        <w:rPr>
-          <w:rFonts w:ascii="Times New Roman" w:eastAsia="Times New Roman" w:hAnsi="Times New Roman" w:cs="Times New Roman"/>
-          <w:sz w:val="24"/>
-          <w:szCs w:val="24"/>
-          <w:lang w:eastAsia="en-IN"/>
-        </w:rPr>
-        <w:t xml:space="preserve"> Documentation – </w:t>
-      </w:r>
-      <w:hyperlink r:id="rId18" w:history="1">
-        <w:r>
-          <w:rPr>
-            <w:rFonts w:ascii="Times New Roman" w:eastAsia="Times New Roman" w:hAnsi="Times New Roman" w:cs="Times New Roman"/>
-            <w:color w:val="0000FF"/>
-            <w:sz w:val="24"/>
-            <w:szCs w:val="24"/>
-            <w:u w:val="single"/>
-            <w:lang w:eastAsia="en-IN"/>
-          </w:rPr>
-          <w:t>https://numpy.org</w:t>
-        </w:r>
-      </w:hyperlink>
-    </w:p>
-    <w:p>
-      <w:pPr>
-        <w:numPr>
-          <w:ilvl w:val="0"/>
-          <w:numId w:val="19"/>
-        </w:numPr>
-        <w:spacing w:before="100" w:beforeAutospacing="1" w:after="100" w:afterAutospacing="1" w:line="360" w:lineRule="auto"/>
-        <w:jc w:val="both"/>
-        <w:rPr>
-          <w:rFonts w:ascii="Times New Roman" w:eastAsia="Times New Roman" w:hAnsi="Times New Roman" w:cs="Times New Roman"/>
-          <w:sz w:val="24"/>
-          <w:szCs w:val="24"/>
-          <w:lang w:eastAsia="en-IN"/>
-        </w:rPr>
-      </w:pPr>
-      <w:proofErr w:type="spellStart"/>
-      <w:r>
-        <w:rPr>
-          <w:rFonts w:ascii="Times New Roman" w:eastAsia="Times New Roman" w:hAnsi="Times New Roman" w:cs="Times New Roman"/>
-          <w:sz w:val="24"/>
-          <w:szCs w:val="24"/>
-          <w:lang w:eastAsia="en-IN"/>
-        </w:rPr>
-        <w:t>Streamlit</w:t>
-      </w:r>
-      <w:proofErr w:type="spellEnd"/>
-      <w:r>
-        <w:rPr>
-          <w:rFonts w:ascii="Times New Roman" w:eastAsia="Times New Roman" w:hAnsi="Times New Roman" w:cs="Times New Roman"/>
-          <w:sz w:val="24"/>
-          <w:szCs w:val="24"/>
-          <w:lang w:eastAsia="en-IN"/>
-        </w:rPr>
-        <w:t xml:space="preserve"> Documentation – </w:t>
-      </w:r>
-      <w:hyperlink r:id="rId19" w:history="1">
-        <w:r>
-          <w:rPr>
-            <w:rFonts w:ascii="Times New Roman" w:eastAsia="Times New Roman" w:hAnsi="Times New Roman" w:cs="Times New Roman"/>
-            <w:color w:val="0000FF"/>
-            <w:sz w:val="24"/>
-            <w:szCs w:val="24"/>
-            <w:u w:val="single"/>
-            <w:lang w:eastAsia="en-IN"/>
-          </w:rPr>
-          <w:t>https://streamlit.io</w:t>
-        </w:r>
-      </w:hyperlink>
-    </w:p>
-    <w:p>
-      <w:pPr>
-        <w:numPr>
-          <w:ilvl w:val="0"/>
-          <w:numId w:val="19"/>
-        </w:numPr>
-        <w:spacing w:before="100" w:beforeAutospacing="1" w:after="100" w:afterAutospacing="1" w:line="360" w:lineRule="auto"/>
-        <w:jc w:val="both"/>
-        <w:rPr>
-          <w:rFonts w:ascii="Times New Roman" w:eastAsia="Times New Roman" w:hAnsi="Times New Roman" w:cs="Times New Roman"/>
-          <w:sz w:val="24"/>
-          <w:szCs w:val="24"/>
-          <w:lang w:eastAsia="en-IN"/>
-        </w:rPr>
-      </w:pPr>
-      <w:r>
-        <w:rPr>
-          <w:rFonts w:ascii="Times New Roman" w:eastAsia="Times New Roman" w:hAnsi="Times New Roman" w:cs="Times New Roman"/>
-          <w:sz w:val="24"/>
-          <w:szCs w:val="24"/>
-          <w:lang w:eastAsia="en-IN"/>
-        </w:rPr>
-        <w:t xml:space="preserve">Power BI Documentation – </w:t>
-      </w:r>
-      <w:hyperlink r:id="rId20" w:history="1">
-        <w:r>
-          <w:rPr>
-            <w:rFonts w:ascii="Times New Roman" w:eastAsia="Times New Roman" w:hAnsi="Times New Roman" w:cs="Times New Roman"/>
-            <w:color w:val="0000FF"/>
-            <w:sz w:val="24"/>
-            <w:szCs w:val="24"/>
-            <w:u w:val="single"/>
-            <w:lang w:eastAsia="en-IN"/>
-          </w:rPr>
-          <w:t>https://powerbi.microsoft.com</w:t>
-        </w:r>
-      </w:hyperlink>
-    </w:p>
-    <w:p>
-      <w:pPr>
-        <w:numPr>
-          <w:ilvl w:val="0"/>
-          <w:numId w:val="19"/>
-        </w:numPr>
-        <w:spacing w:before="100" w:beforeAutospacing="1" w:after="100" w:afterAutospacing="1" w:line="360" w:lineRule="auto"/>
-        <w:jc w:val="both"/>
-        <w:rPr>
-          <w:rFonts w:ascii="Times New Roman" w:eastAsia="Times New Roman" w:hAnsi="Times New Roman" w:cs="Times New Roman"/>
-          <w:sz w:val="24"/>
-          <w:szCs w:val="24"/>
-          <w:lang w:eastAsia="en-IN"/>
-        </w:rPr>
-      </w:pPr>
-      <w:proofErr w:type="spellStart"/>
-      <w:r>
-        <w:rPr>
-          <w:rFonts w:ascii="Times New Roman" w:eastAsia="Times New Roman" w:hAnsi="Times New Roman" w:cs="Times New Roman"/>
-          <w:sz w:val="24"/>
-          <w:szCs w:val="24"/>
-          <w:lang w:eastAsia="en-IN"/>
-        </w:rPr>
-        <w:t>Kaggle</w:t>
-      </w:r>
-      <w:proofErr w:type="spellEnd"/>
-      <w:r>
-        <w:rPr>
-          <w:rFonts w:ascii="Times New Roman" w:eastAsia="Times New Roman" w:hAnsi="Times New Roman" w:cs="Times New Roman"/>
-          <w:sz w:val="24"/>
-          <w:szCs w:val="24"/>
-          <w:lang w:eastAsia="en-IN"/>
-        </w:rPr>
-        <w:t xml:space="preserve"> Retail Dataset – </w:t>
-      </w:r>
-      <w:hyperlink r:id="rId21" w:history="1">
-        <w:r>
-          <w:rPr>
-            <w:rFonts w:ascii="Times New Roman" w:eastAsia="Times New Roman" w:hAnsi="Times New Roman" w:cs="Times New Roman"/>
-            <w:color w:val="0000FF"/>
-            <w:sz w:val="24"/>
-            <w:szCs w:val="24"/>
-            <w:u w:val="single"/>
-            <w:lang w:eastAsia="en-IN"/>
-          </w:rPr>
-          <w:t>https://www.kaggle.com</w:t>
-        </w:r>
-      </w:hyperlink>
-      <w:bookmarkStart w:id="0" w:name="_GoBack"/>
-      <w:bookmarkEnd w:id="0"/>
-    </w:p>
-    <w:p>
-      <w:pPr>
-        <w:spacing w:before="100" w:beforeAutospacing="1" w:after="100" w:afterAutospacing="1" w:line="360" w:lineRule="auto"/>
-        <w:jc w:val="center"/>
-        <w:rPr>
-          <w:rFonts w:ascii="Times New Roman" w:eastAsia="Times New Roman" w:hAnsi="Times New Roman" w:cs="Times New Roman"/>
-          <w:sz w:val="24"/>
-          <w:szCs w:val="24"/>
-          <w:lang w:eastAsia="en-IN"/>
-        </w:rPr>
-      </w:pPr>
-    </w:p>
-    <w:p>
-      <w:pPr>
-        <w:spacing w:before="100" w:beforeAutospacing="1" w:after="100" w:afterAutospacing="1" w:line="360" w:lineRule="auto"/>
-        <w:jc w:val="both"/>
-        <w:rPr>
-          <w:rFonts w:ascii="Times New Roman" w:eastAsia="Times New Roman" w:hAnsi="Times New Roman" w:cs="Times New Roman"/>
-          <w:sz w:val="24"/>
-          <w:szCs w:val="24"/>
-          <w:lang w:eastAsia="en-IN"/>
-        </w:rPr>
-      </w:pPr>
-      <w:proofErr w:type="spellStart"/>
-      <w:r>
-        <w:rPr>
-          <w:rFonts w:ascii="Times New Roman" w:eastAsia="Times New Roman" w:hAnsi="Times New Roman" w:cs="Times New Roman"/>
-          <w:b/>
-          <w:sz w:val="24"/>
-          <w:szCs w:val="24"/>
-          <w:lang w:eastAsia="en-IN"/>
-        </w:rPr>
-        <w:t>Github</w:t>
-      </w:r>
-      <w:proofErr w:type="spellEnd"/>
-      <w:r>
-        <w:rPr>
-          <w:rFonts w:ascii="Times New Roman" w:eastAsia="Times New Roman" w:hAnsi="Times New Roman" w:cs="Times New Roman"/>
-          <w:b/>
-          <w:sz w:val="24"/>
-          <w:szCs w:val="24"/>
-          <w:lang w:eastAsia="en-IN"/>
-        </w:rPr>
-        <w:t xml:space="preserve"> Link:</w:t>
-      </w:r>
-      <w:r>
-        <w:rPr>
-          <w:rFonts w:ascii="Times New Roman" w:eastAsia="Times New Roman" w:hAnsi="Times New Roman" w:cs="Times New Roman"/>
-          <w:sz w:val="24"/>
-          <w:szCs w:val="24"/>
-          <w:lang w:eastAsia="en-IN"/>
-        </w:rPr>
-        <w:t xml:space="preserve"> </w:t>
-      </w:r>
-      <w:hyperlink r:id="rId22" w:history="1">
-        <w:proofErr w:type="spellStart"/>
-        <w:r>
-          <w:rPr>
-            <w:rStyle w:val="Hyperlink"/>
-            <w:rFonts w:ascii="Times New Roman" w:eastAsia="Times New Roman" w:hAnsi="Times New Roman" w:cs="Times New Roman"/>
-            <w:sz w:val="24"/>
-            <w:szCs w:val="24"/>
-            <w:lang w:eastAsia="en-IN"/>
-          </w:rPr>
-          <w:t>GitHub</w:t>
-        </w:r>
-        <w:proofErr w:type="spellEnd"/>
-        <w:r>
-          <w:rPr>
-            <w:rStyle w:val="Hyperlink"/>
-            <w:rFonts w:ascii="Times New Roman" w:eastAsia="Times New Roman" w:hAnsi="Times New Roman" w:cs="Times New Roman"/>
-            <w:sz w:val="24"/>
-            <w:szCs w:val="24"/>
-            <w:lang w:eastAsia="en-IN"/>
-          </w:rPr>
-          <w:t xml:space="preserve"> Project R</w:t>
+          <w:t>https://s</w:t>
         </w:r>
         <w:r>
           <w:rPr>
             <w:rStyle w:val="Hyperlink"/>
-            <w:rFonts w:ascii="Times New Roman" w:eastAsia="Times New Roman" w:hAnsi="Times New Roman" w:cs="Times New Roman"/>
-            <w:sz w:val="24"/>
-            <w:szCs w:val="24"/>
-            <w:lang w:eastAsia="en-IN"/>
+          </w:rPr>
+          <w:t>c</w:t>
+        </w:r>
+        <w:r>
+          <w:rPr>
+            <w:rStyle w:val="Hyperlink"/>
+          </w:rPr>
+          <w:t>ikit-learn.org</w:t>
+        </w:r>
+      </w:hyperlink>
+    </w:p>
+    <w:p>
+      <w:pPr>
+        <w:pStyle w:val="NormalWeb"/>
+      </w:pPr>
+      <w:r>
+        <w:t xml:space="preserve">[2] Pandas Documentation. Available: </w:t>
+      </w:r>
+      <w:hyperlink r:id="rId18" w:history="1">
+        <w:r>
+          <w:rPr>
+            <w:rStyle w:val="Hyperlink"/>
+          </w:rPr>
+          <w:t>https://</w:t>
+        </w:r>
+        <w:r>
+          <w:rPr>
+            <w:rStyle w:val="Hyperlink"/>
+          </w:rPr>
+          <w:t>p</w:t>
+        </w:r>
+        <w:r>
+          <w:rPr>
+            <w:rStyle w:val="Hyperlink"/>
+          </w:rPr>
+          <w:t>andas.pydata.org</w:t>
+        </w:r>
+      </w:hyperlink>
+    </w:p>
+    <w:p>
+      <w:pPr>
+        <w:pStyle w:val="NormalWeb"/>
+      </w:pPr>
+      <w:r>
+        <w:t xml:space="preserve">[3] </w:t>
+      </w:r>
+      <w:proofErr w:type="spellStart"/>
+      <w:r>
+        <w:t>NumPy</w:t>
+      </w:r>
+      <w:proofErr w:type="spellEnd"/>
+      <w:r>
+        <w:t xml:space="preserve"> Documentation. Available: </w:t>
+      </w:r>
+      <w:hyperlink r:id="rId19" w:history="1">
+        <w:r>
+          <w:rPr>
+            <w:rStyle w:val="Hyperlink"/>
+          </w:rPr>
+          <w:t>https://num</w:t>
+        </w:r>
+        <w:r>
+          <w:rPr>
+            <w:rStyle w:val="Hyperlink"/>
+          </w:rPr>
+          <w:t>p</w:t>
+        </w:r>
+        <w:r>
+          <w:rPr>
+            <w:rStyle w:val="Hyperlink"/>
+          </w:rPr>
+          <w:t>y.org</w:t>
+        </w:r>
+      </w:hyperlink>
+    </w:p>
+    <w:p>
+      <w:pPr>
+        <w:pStyle w:val="NormalWeb"/>
+      </w:pPr>
+      <w:r>
+        <w:t xml:space="preserve">[4] Microsoft Power BI Documentation. Available: </w:t>
+      </w:r>
+      <w:hyperlink r:id="rId20" w:history="1">
+        <w:r>
+          <w:rPr>
+            <w:rStyle w:val="Hyperlink"/>
+          </w:rPr>
+          <w:t>https://powe</w:t>
+        </w:r>
+        <w:r>
+          <w:rPr>
+            <w:rStyle w:val="Hyperlink"/>
+          </w:rPr>
+          <w:t>r</w:t>
+        </w:r>
+        <w:r>
+          <w:rPr>
+            <w:rStyle w:val="Hyperlink"/>
+          </w:rPr>
+          <w:t>bi.microsoft.com</w:t>
+        </w:r>
+      </w:hyperlink>
+    </w:p>
+    <w:p>
+      <w:pPr>
+        <w:pStyle w:val="NormalWeb"/>
+      </w:pPr>
+      <w:r>
+        <w:t xml:space="preserve">[5] E-Commerce Retail Dataset, </w:t>
+      </w:r>
+      <w:proofErr w:type="spellStart"/>
+      <w:r>
+        <w:t>Kaggle</w:t>
+      </w:r>
+      <w:proofErr w:type="spellEnd"/>
+      <w:r>
+        <w:t xml:space="preserve">. Available: </w:t>
+      </w:r>
+      <w:hyperlink r:id="rId21" w:history="1">
+        <w:r>
+          <w:rPr>
+            <w:rStyle w:val="Hyperlink"/>
+          </w:rPr>
+          <w:t>https://www.kaggle.com/dataset</w:t>
+        </w:r>
+        <w:r>
+          <w:rPr>
+            <w:rStyle w:val="Hyperlink"/>
+          </w:rPr>
+          <w:t>s</w:t>
+        </w:r>
+        <w:r>
+          <w:rPr>
+            <w:rStyle w:val="Hyperlink"/>
+          </w:rPr>
+          <w:t>/carrie1/ecommerce-data</w:t>
+        </w:r>
+      </w:hyperlink>
+    </w:p>
+    <w:p>
+      <w:pPr>
+        <w:pStyle w:val="NormalWeb"/>
+      </w:pPr>
+      <w:r>
+        <w:t xml:space="preserve">[6] </w:t>
+      </w:r>
+      <w:proofErr w:type="spellStart"/>
+      <w:r>
+        <w:t>Investopedia</w:t>
+      </w:r>
+      <w:proofErr w:type="spellEnd"/>
+      <w:r>
+        <w:t>, “RFM (</w:t>
+      </w:r>
+      <w:proofErr w:type="spellStart"/>
+      <w:r>
+        <w:t>Recency</w:t>
+      </w:r>
+      <w:proofErr w:type="spellEnd"/>
+      <w:r>
+        <w:t xml:space="preserve">, Frequency, Monetary) Analysis.” Available: </w:t>
+      </w:r>
+      <w:hyperlink r:id="rId22" w:history="1">
+        <w:r>
+          <w:rPr>
+            <w:rStyle w:val="Hyperlink"/>
+          </w:rPr>
+          <w:t>https://www.investopedia.com/terms/r/rfm-recency-fr</w:t>
+        </w:r>
+        <w:r>
+          <w:rPr>
+            <w:rStyle w:val="Hyperlink"/>
           </w:rPr>
           <w:t>e</w:t>
         </w:r>
         <w:r>
           <w:rPr>
             <w:rStyle w:val="Hyperlink"/>
-            <w:rFonts w:ascii="Times New Roman" w:eastAsia="Times New Roman" w:hAnsi="Times New Roman" w:cs="Times New Roman"/>
-            <w:sz w:val="24"/>
-            <w:szCs w:val="24"/>
-            <w:lang w:eastAsia="en-IN"/>
           </w:rPr>
-          <w:t>pository</w:t>
+          <w:t>quen</w:t>
+        </w:r>
+        <w:r>
+          <w:rPr>
+            <w:rStyle w:val="Hyperlink"/>
+          </w:rPr>
+          <w:t>c</w:t>
+        </w:r>
+        <w:r>
+          <w:rPr>
+            <w:rStyle w:val="Hyperlink"/>
+          </w:rPr>
+          <w:t>y-monetary-value.asp</w:t>
         </w:r>
       </w:hyperlink>
     </w:p>
     <w:p>
       <w:pPr>
+        <w:pStyle w:val="NormalWeb"/>
+      </w:pPr>
+      <w:r>
+        <w:t xml:space="preserve">[7] Research Paper – Customer Segmentation Using RFM Analysis and K-Means Clustering. Available: </w:t>
+      </w:r>
+      <w:hyperlink r:id="rId23" w:history="1">
+        <w:r>
+          <w:rPr>
+            <w:rStyle w:val="Hyperlink"/>
+          </w:rPr>
+          <w:t>https://www.research</w:t>
+        </w:r>
+        <w:r>
+          <w:rPr>
+            <w:rStyle w:val="Hyperlink"/>
+          </w:rPr>
+          <w:t>g</w:t>
+        </w:r>
+        <w:r>
+          <w:rPr>
+            <w:rStyle w:val="Hyperlink"/>
+          </w:rPr>
+          <w:t>ate.net/publication/342571209_Customer_Segmentation_Based_on_RFM_Model_Using_K-Means_Hierarchical_and_Fuzzy_C-_Means_Clustering_Algorithms</w:t>
+        </w:r>
+      </w:hyperlink>
+    </w:p>
+    <w:p>
+      <w:pPr>
+        <w:pStyle w:val="NormalWeb"/>
+      </w:pPr>
+      <w:r>
+        <w:lastRenderedPageBreak/>
+        <w:t xml:space="preserve">[8] </w:t>
+      </w:r>
+      <w:proofErr w:type="spellStart"/>
+      <w:r>
+        <w:t>Scikit</w:t>
+      </w:r>
+      <w:proofErr w:type="spellEnd"/>
+      <w:r>
+        <w:t>-learn Documentation, “</w:t>
+      </w:r>
+      <w:proofErr w:type="spellStart"/>
+      <w:r>
+        <w:t>KMeans</w:t>
+      </w:r>
+      <w:proofErr w:type="spellEnd"/>
+      <w:r>
+        <w:t xml:space="preserve"> Clustering.” Available: </w:t>
+      </w:r>
+      <w:hyperlink r:id="rId24" w:history="1">
+        <w:r>
+          <w:rPr>
+            <w:rStyle w:val="Hyperlink"/>
+          </w:rPr>
+          <w:t>https://scikit-learn.org/stable/modules/generated/sklearn.clu</w:t>
+        </w:r>
+        <w:r>
+          <w:rPr>
+            <w:rStyle w:val="Hyperlink"/>
+          </w:rPr>
+          <w:t>s</w:t>
+        </w:r>
+        <w:r>
+          <w:rPr>
+            <w:rStyle w:val="Hyperlink"/>
+          </w:rPr>
+          <w:t>ter.KMeans.html</w:t>
+        </w:r>
+      </w:hyperlink>
+    </w:p>
+    <w:p>
+      <w:pPr>
+        <w:pStyle w:val="NormalWeb"/>
+      </w:pPr>
+      <w:r>
+        <w:t xml:space="preserve">[9] </w:t>
+      </w:r>
+      <w:proofErr w:type="spellStart"/>
+      <w:r>
+        <w:t>Scikit</w:t>
+      </w:r>
+      <w:proofErr w:type="spellEnd"/>
+      <w:r>
+        <w:t>-learn Documentation, “</w:t>
+      </w:r>
+      <w:proofErr w:type="spellStart"/>
+      <w:r>
+        <w:t>RandomForestClassifier</w:t>
+      </w:r>
+      <w:proofErr w:type="spellEnd"/>
+      <w:r>
+        <w:t xml:space="preserve">.” Available: </w:t>
+      </w:r>
+      <w:hyperlink r:id="rId25" w:history="1">
+        <w:r>
+          <w:rPr>
+            <w:rStyle w:val="Hyperlink"/>
+          </w:rPr>
+          <w:t>https://scikit-learn.org/stable/modules/generated/sklearn.ensemble.RandomF</w:t>
+        </w:r>
+        <w:r>
+          <w:rPr>
+            <w:rStyle w:val="Hyperlink"/>
+          </w:rPr>
+          <w:t>o</w:t>
+        </w:r>
+        <w:r>
+          <w:rPr>
+            <w:rStyle w:val="Hyperlink"/>
+          </w:rPr>
+          <w:t>restClassifier.html</w:t>
+        </w:r>
+      </w:hyperlink>
+    </w:p>
+    <w:p>
+      <w:pPr>
+        <w:spacing w:before="100" w:beforeAutospacing="1" w:after="100" w:afterAutospacing="1" w:line="360" w:lineRule="auto"/>
+        <w:jc w:val="both"/>
+        <w:rPr>
+          <w:rFonts w:ascii="Times New Roman" w:eastAsia="Times New Roman" w:hAnsi="Times New Roman" w:cs="Times New Roman"/>
+          <w:sz w:val="24"/>
+          <w:szCs w:val="24"/>
+          <w:lang w:eastAsia="en-IN"/>
+        </w:rPr>
+      </w:pPr>
+    </w:p>
+    <w:p>
+      <w:pPr>
+        <w:spacing w:before="100" w:beforeAutospacing="1" w:after="100" w:afterAutospacing="1" w:line="360" w:lineRule="auto"/>
+        <w:ind w:left="720"/>
+        <w:jc w:val="both"/>
+        <w:rPr>
+          <w:rFonts w:ascii="Times New Roman" w:eastAsia="Times New Roman" w:hAnsi="Times New Roman" w:cs="Times New Roman"/>
+          <w:sz w:val="24"/>
+          <w:szCs w:val="24"/>
+          <w:lang w:eastAsia="en-IN"/>
+        </w:rPr>
+      </w:pPr>
+    </w:p>
+    <w:p>
+      <w:pPr>
+        <w:spacing w:before="100" w:beforeAutospacing="1" w:after="100" w:afterAutospacing="1" w:line="360" w:lineRule="auto"/>
+        <w:ind w:left="360"/>
+        <w:jc w:val="both"/>
+        <w:rPr>
+          <w:rFonts w:ascii="Times New Roman" w:eastAsia="Times New Roman" w:hAnsi="Times New Roman" w:cs="Times New Roman"/>
+          <w:sz w:val="24"/>
+          <w:szCs w:val="24"/>
+          <w:lang w:eastAsia="en-IN"/>
+        </w:rPr>
+      </w:pPr>
+    </w:p>
+    <w:p>
+      <w:pPr>
         <w:spacing w:before="100" w:beforeAutospacing="1" w:after="100" w:afterAutospacing="1" w:line="360" w:lineRule="auto"/>
         <w:jc w:val="both"/>
         <w:rPr>
@@ -15191,7 +15325,7 @@
       </w:pPr>
     </w:p>
     <w:sectPr>
-      <w:footerReference w:type="default" r:id="rId23"/>
+      <w:footerReference w:type="default" r:id="rId26"/>
       <w:pgSz w:w="11906" w:h="16838"/>
       <w:pgMar w:top="1440" w:right="1440" w:bottom="1440" w:left="1440" w:header="708" w:footer="708" w:gutter="0"/>
       <w:cols w:space="708"/>
@@ -15260,7 +15394,7 @@
           <w:rPr>
             <w:noProof/>
           </w:rPr>
-          <w:t>25</w:t>
+          <w:t>6</w:t>
         </w:r>
         <w:r>
           <w:rPr>
@@ -20232,7 +20366,7 @@
     <w:uiPriority w:val="99"/>
     <w:semiHidden/>
     <w:unhideWhenUsed/>
-    <w:rsid w:val="00F76253"/>
+    <w:rsid w:val="00FB2BE4"/>
     <w:rPr>
       <w:color w:val="954F72" w:themeColor="followedHyperlink"/>
       <w:u w:val="single"/>
@@ -20507,7 +20641,7 @@
 </file>
 
 <file path=customXml/itemProps1.xml><?xml version="1.0" encoding="utf-8"?>
-<ds:datastoreItem xmlns:ds="http://schemas.openxmlformats.org/officeDocument/2006/customXml" ds:itemID="{4AF40F25-495A-47CB-8AF0-E057A2D0E732}">
+<ds:datastoreItem xmlns:ds="http://schemas.openxmlformats.org/officeDocument/2006/customXml" ds:itemID="{D6C2BD48-92B2-4515-81AD-F7B60F662BBC}">
   <ds:schemaRefs>
     <ds:schemaRef ds:uri="http://schemas.openxmlformats.org/officeDocument/2006/bibliography"/>
   </ds:schemaRefs>
